--- a/規格文件/Token Dashboard需求規格說明書_V3.2.docx
+++ b/規格文件/Token Dashboard需求規格說明書_V3.2.docx
@@ -10773,9 +10773,6 @@
       <w:pPr>
         <w:pStyle w:val="-1"/>
         <w:spacing w:before="180" w:after="180"/>
-        <w:rPr>
-          <w:rFonts w:hint="eastAsia"/>
-        </w:rPr>
       </w:pPr>
       <w:r>
         <w:rPr>
@@ -10832,12 +10829,16 @@
           <w:rFonts w:hint="eastAsia"/>
         </w:rPr>
       </w:pPr>
-      <w:bookmarkStart w:id="10" w:name="_Toc224635308"/>
       <w:r>
         <w:lastRenderedPageBreak/>
-        <w:t>企</w:t>
-      </w:r>
-      <w:bookmarkEnd w:id="10"/>
+        <w:t>管理端人物誌（</w:t>
+      </w:r>
+      <w:r>
+        <w:t>Management Persona</w:t>
+      </w:r>
+      <w:r>
+        <w:t>）</w:t>
+      </w:r>
     </w:p>
     <w:p>
       <w:pPr>
@@ -10857,6 +10858,33 @@
       <w:r>
         <w:t>：</w:t>
       </w:r>
+      <w:r>
+        <w:t xml:space="preserve">AI / IT </w:t>
+      </w:r>
+      <w:r>
+        <w:t>管理主管</w:t>
+      </w:r>
+      <w:r>
+        <w:rPr>
+          <w:rFonts w:hint="eastAsia"/>
+        </w:rPr>
+        <w:t>（</w:t>
+      </w:r>
+      <w:r>
+        <w:t xml:space="preserve">AI </w:t>
+      </w:r>
+      <w:r>
+        <w:t>平台負責人</w:t>
+      </w:r>
+      <w:r>
+        <w:t xml:space="preserve"> / IT Manager / AI Governance Manager</w:t>
+      </w:r>
+      <w:r>
+        <w:rPr>
+          <w:rFonts w:hint="eastAsia"/>
+        </w:rPr>
+        <w:t>）</w:t>
+      </w:r>
     </w:p>
     <w:p>
       <w:pPr>
@@ -10874,14 +10902,22 @@
     <w:p>
       <w:pPr>
         <w:pStyle w:val="5"/>
-        <w:numPr>
-          <w:ilvl w:val="0"/>
-          <w:numId w:val="100"/>
-        </w:numPr>
-        <w:spacing w:before="180" w:after="180"/>
-      </w:pPr>
-      <w:r>
-        <w:t>成</w:t>
+        <w:spacing w:before="180" w:after="180"/>
+      </w:pPr>
+      <w:r>
+        <w:t>即時掌握企業整體</w:t>
+      </w:r>
+      <w:r>
+        <w:t xml:space="preserve"> Token </w:t>
+      </w:r>
+      <w:r>
+        <w:t>使用量</w:t>
+      </w:r>
+      <w:r>
+        <w:rPr>
+          <w:rFonts w:hint="eastAsia"/>
+        </w:rPr>
+        <w:t>。</w:t>
       </w:r>
     </w:p>
     <w:p>
@@ -10890,7 +10926,91 @@
         <w:spacing w:before="180" w:after="180"/>
       </w:pPr>
       <w:r>
-        <w:t>提</w:t>
+        <w:t>了解各部門與各應用的</w:t>
+      </w:r>
+      <w:r>
+        <w:t xml:space="preserve"> AI </w:t>
+      </w:r>
+      <w:r>
+        <w:t>使用情況</w:t>
+      </w:r>
+      <w:r>
+        <w:rPr>
+          <w:rFonts w:hint="eastAsia"/>
+        </w:rPr>
+        <w:t>。</w:t>
+      </w:r>
+    </w:p>
+    <w:p>
+      <w:pPr>
+        <w:pStyle w:val="5"/>
+        <w:spacing w:before="180" w:after="180"/>
+      </w:pPr>
+      <w:r>
+        <w:t>控制</w:t>
+      </w:r>
+      <w:r>
+        <w:t xml:space="preserve"> AI API </w:t>
+      </w:r>
+      <w:r>
+        <w:t>成本並避免預算失控</w:t>
+      </w:r>
+      <w:r>
+        <w:rPr>
+          <w:rFonts w:hint="eastAsia"/>
+        </w:rPr>
+        <w:t>。</w:t>
+      </w:r>
+    </w:p>
+    <w:p>
+      <w:pPr>
+        <w:pStyle w:val="5"/>
+        <w:spacing w:before="180" w:after="180"/>
+      </w:pPr>
+      <w:r>
+        <w:t>建立</w:t>
+      </w:r>
+      <w:r>
+        <w:t xml:space="preserve"> AI </w:t>
+      </w:r>
+      <w:r>
+        <w:t>使用治理（</w:t>
+      </w:r>
+      <w:r>
+        <w:t>AI Governance</w:t>
+      </w:r>
+      <w:r>
+        <w:t>）與管理制度</w:t>
+      </w:r>
+      <w:r>
+        <w:rPr>
+          <w:rFonts w:hint="eastAsia"/>
+        </w:rPr>
+        <w:t>。</w:t>
+      </w:r>
+    </w:p>
+    <w:p>
+      <w:pPr>
+        <w:pStyle w:val="5"/>
+        <w:spacing w:before="180" w:after="180"/>
+        <w:rPr>
+          <w:rFonts w:hint="eastAsia"/>
+        </w:rPr>
+      </w:pPr>
+      <w:r>
+        <w:t>找出</w:t>
+      </w:r>
+      <w:r>
+        <w:t xml:space="preserve"> Token </w:t>
+      </w:r>
+      <w:r>
+        <w:t>使用效率不佳的應用或部門</w:t>
+      </w:r>
+      <w:r>
+        <w:rPr>
+          <w:rFonts w:hint="eastAsia"/>
+        </w:rPr>
+        <w:t>。</w:t>
       </w:r>
     </w:p>
     <w:p>
@@ -10907,12 +11027,21 @@
         <w:pStyle w:val="5"/>
         <w:numPr>
           <w:ilvl w:val="0"/>
-          <w:numId w:val="101"/>
+          <w:numId w:val="302"/>
         </w:numPr>
         <w:spacing w:before="180" w:after="180"/>
       </w:pPr>
       <w:r>
-        <w:t>資</w:t>
+        <w:t xml:space="preserve">AI Token </w:t>
+      </w:r>
+      <w:r>
+        <w:t>使用分散在不同系統中，缺乏集中管理平台</w:t>
+      </w:r>
+      <w:r>
+        <w:rPr>
+          <w:rFonts w:hint="eastAsia"/>
+        </w:rPr>
+        <w:t>。</w:t>
       </w:r>
     </w:p>
     <w:p>
@@ -10920,6 +11049,72 @@
         <w:pStyle w:val="5"/>
         <w:spacing w:before="180" w:after="180"/>
       </w:pPr>
+      <w:r>
+        <w:t>無法快速知道</w:t>
+      </w:r>
+      <w:r>
+        <w:t xml:space="preserve"> </w:t>
+      </w:r>
+      <w:r>
+        <w:t>哪個部門或應用消耗最多資源</w:t>
+      </w:r>
+      <w:r>
+        <w:rPr>
+          <w:rFonts w:hint="eastAsia"/>
+        </w:rPr>
+        <w:t>。</w:t>
+      </w:r>
+    </w:p>
+    <w:p>
+      <w:pPr>
+        <w:pStyle w:val="5"/>
+        <w:spacing w:before="180" w:after="180"/>
+      </w:pPr>
+      <w:r>
+        <w:t>每月帳單只有總費用，缺乏詳細分析</w:t>
+      </w:r>
+      <w:r>
+        <w:rPr>
+          <w:rFonts w:hint="eastAsia"/>
+        </w:rPr>
+        <w:t>。</w:t>
+      </w:r>
+    </w:p>
+    <w:p>
+      <w:pPr>
+        <w:pStyle w:val="5"/>
+        <w:spacing w:before="180" w:after="180"/>
+      </w:pPr>
+      <w:r>
+        <w:t>無法設定</w:t>
+      </w:r>
+      <w:r>
+        <w:t xml:space="preserve"> Token </w:t>
+      </w:r>
+      <w:r>
+        <w:t>使用預算或警示機制</w:t>
+      </w:r>
+      <w:r>
+        <w:rPr>
+          <w:rFonts w:hint="eastAsia"/>
+        </w:rPr>
+        <w:t>。</w:t>
+      </w:r>
+    </w:p>
+    <w:p>
+      <w:pPr>
+        <w:pStyle w:val="5"/>
+        <w:spacing w:before="180" w:after="180"/>
+      </w:pPr>
+      <w:r>
+        <w:t>需要人工整理報表，耗費大量管理時間</w:t>
+      </w:r>
+      <w:r>
+        <w:rPr>
+          <w:rFonts w:hint="eastAsia"/>
+        </w:rPr>
+        <w:t>。</w:t>
+      </w:r>
     </w:p>
     <w:p>
       <w:pPr>
@@ -10935,12 +11130,30 @@
         <w:pStyle w:val="5"/>
         <w:numPr>
           <w:ilvl w:val="0"/>
-          <w:numId w:val="102"/>
+          <w:numId w:val="303"/>
         </w:numPr>
         <w:spacing w:before="180" w:after="180"/>
       </w:pPr>
       <w:r>
-        <w:t>希</w:t>
+        <w:t>建立</w:t>
+      </w:r>
+      <w:r>
+        <w:t xml:space="preserve"> </w:t>
+      </w:r>
+      <w:r>
+        <w:t>企業</w:t>
+      </w:r>
+      <w:r>
+        <w:t xml:space="preserve"> AI </w:t>
+      </w:r>
+      <w:r>
+        <w:t>使用監控與治理機制</w:t>
+      </w:r>
+      <w:r>
+        <w:rPr>
+          <w:rFonts w:hint="eastAsia"/>
+        </w:rPr>
+        <w:t>。</w:t>
       </w:r>
     </w:p>
     <w:p>
@@ -10948,6 +11161,78 @@
         <w:pStyle w:val="5"/>
         <w:spacing w:before="180" w:after="180"/>
       </w:pPr>
+      <w:r>
+        <w:t>提升</w:t>
+      </w:r>
+      <w:r>
+        <w:t xml:space="preserve"> IT </w:t>
+      </w:r>
+      <w:r>
+        <w:t>資源管理效率</w:t>
+      </w:r>
+      <w:r>
+        <w:rPr>
+          <w:rFonts w:hint="eastAsia"/>
+        </w:rPr>
+        <w:t>。</w:t>
+      </w:r>
+    </w:p>
+    <w:p>
+      <w:pPr>
+        <w:pStyle w:val="5"/>
+        <w:spacing w:before="180" w:after="180"/>
+      </w:pPr>
+      <w:r>
+        <w:t>讓</w:t>
+      </w:r>
+      <w:r>
+        <w:t xml:space="preserve"> AI </w:t>
+      </w:r>
+      <w:r>
+        <w:t>成本從</w:t>
+      </w:r>
+      <w:r>
+        <w:t xml:space="preserve"> </w:t>
+      </w:r>
+      <w:r>
+        <w:t>不可控支出變為可管理成本</w:t>
+      </w:r>
+      <w:r>
+        <w:rPr>
+          <w:rFonts w:hint="eastAsia"/>
+        </w:rPr>
+        <w:t>。</w:t>
+      </w:r>
+    </w:p>
+    <w:p>
+      <w:pPr>
+        <w:pStyle w:val="5"/>
+        <w:spacing w:before="180" w:after="180"/>
+        <w:rPr>
+          <w:rFonts w:hint="eastAsia"/>
+        </w:rPr>
+      </w:pPr>
+      <w:r>
+        <w:t>透過數據分析</w:t>
+      </w:r>
+      <w:r>
+        <w:t xml:space="preserve"> </w:t>
+      </w:r>
+      <w:r>
+        <w:t>優化</w:t>
+      </w:r>
+      <w:r>
+        <w:t xml:space="preserve"> AI </w:t>
+      </w:r>
+      <w:r>
+        <w:t>使用策略</w:t>
+      </w:r>
+      <w:r>
+        <w:rPr>
+          <w:rFonts w:hint="eastAsia"/>
+        </w:rPr>
+        <w:t>。</w:t>
+      </w:r>
     </w:p>
     <w:p>
       <w:pPr>
@@ -10967,6 +11252,42 @@
       <w:r>
         <w:t>：</w:t>
       </w:r>
+      <w:r>
+        <w:t>部門主管</w:t>
+      </w:r>
+      <w:r>
+        <w:t xml:space="preserve"> / </w:t>
+      </w:r>
+      <w:r>
+        <w:t>營運主管</w:t>
+      </w:r>
+      <w:r>
+        <w:rPr>
+          <w:rFonts w:hint="eastAsia"/>
+        </w:rPr>
+        <w:t>（</w:t>
+      </w:r>
+      <w:r>
+        <w:t>營運主管</w:t>
+      </w:r>
+      <w:r>
+        <w:t xml:space="preserve"> / </w:t>
+      </w:r>
+      <w:r>
+        <w:t>產品主管</w:t>
+      </w:r>
+      <w:r>
+        <w:t xml:space="preserve"> / </w:t>
+      </w:r>
+      <w:r>
+        <w:t>行銷主管</w:t>
+      </w:r>
+      <w:r>
+        <w:rPr>
+          <w:rFonts w:hint="eastAsia"/>
+        </w:rPr>
+        <w:t>）</w:t>
+      </w:r>
     </w:p>
     <w:p>
       <w:pPr>
@@ -10986,12 +11307,25 @@
         <w:pStyle w:val="5"/>
         <w:numPr>
           <w:ilvl w:val="0"/>
-          <w:numId w:val="103"/>
+          <w:numId w:val="304"/>
         </w:numPr>
         <w:spacing w:before="180" w:after="180"/>
       </w:pPr>
       <w:r>
-        <w:t>整</w:t>
+        <w:lastRenderedPageBreak/>
+        <w:t>了解團隊使用</w:t>
+      </w:r>
+      <w:r>
+        <w:t xml:space="preserve"> AI </w:t>
+      </w:r>
+      <w:r>
+        <w:t>的情況與效率</w:t>
+      </w:r>
+      <w:r>
+        <w:rPr>
+          <w:rFonts w:hint="eastAsia"/>
+        </w:rPr>
+        <w:t>。</w:t>
       </w:r>
     </w:p>
     <w:p>
@@ -10999,6 +11333,66 @@
         <w:pStyle w:val="5"/>
         <w:spacing w:before="180" w:after="180"/>
       </w:pPr>
+      <w:r>
+        <w:t>掌握部門</w:t>
+      </w:r>
+      <w:r>
+        <w:t xml:space="preserve"> AI </w:t>
+      </w:r>
+      <w:r>
+        <w:t>成本與預算</w:t>
+      </w:r>
+      <w:r>
+        <w:rPr>
+          <w:rFonts w:hint="eastAsia"/>
+        </w:rPr>
+        <w:t>。</w:t>
+      </w:r>
+    </w:p>
+    <w:p>
+      <w:pPr>
+        <w:pStyle w:val="5"/>
+        <w:spacing w:before="180" w:after="180"/>
+      </w:pPr>
+      <w:r>
+        <w:t>找出最有價值的</w:t>
+      </w:r>
+      <w:r>
+        <w:t xml:space="preserve"> AI </w:t>
+      </w:r>
+      <w:r>
+        <w:t>使用方式</w:t>
+      </w:r>
+      <w:r>
+        <w:rPr>
+          <w:rFonts w:hint="eastAsia"/>
+        </w:rPr>
+        <w:t>。</w:t>
+      </w:r>
+    </w:p>
+    <w:p>
+      <w:pPr>
+        <w:pStyle w:val="5"/>
+        <w:spacing w:before="180" w:after="180"/>
+        <w:rPr>
+          <w:rFonts w:hint="eastAsia"/>
+        </w:rPr>
+      </w:pPr>
+      <w:r>
+        <w:t>確保團隊在合理成本下最大化</w:t>
+      </w:r>
+      <w:r>
+        <w:t xml:space="preserve"> AI </w:t>
+      </w:r>
+      <w:r>
+        <w:t>效率</w:t>
+      </w:r>
+      <w:r>
+        <w:rPr>
+          <w:rFonts w:hint="eastAsia"/>
+        </w:rPr>
+        <w:t>。</w:t>
+      </w:r>
     </w:p>
     <w:p>
       <w:pPr>
@@ -11061,11 +11455,15 @@
         <w:pStyle w:val="2"/>
         <w:spacing w:before="180" w:after="180"/>
       </w:pPr>
-      <w:bookmarkStart w:id="11" w:name="_Toc224635309"/>
-      <w:r>
-        <w:t>員</w:t>
-      </w:r>
-      <w:bookmarkEnd w:id="11"/>
+      <w:r>
+        <w:t>員工端人物誌（</w:t>
+      </w:r>
+      <w:r>
+        <w:t>Employee Persona</w:t>
+      </w:r>
+      <w:r>
+        <w:t>）</w:t>
+      </w:r>
     </w:p>
     <w:p>
       <w:pPr>
@@ -11077,7 +11475,6 @@
         <w:spacing w:before="180" w:after="180"/>
       </w:pPr>
       <w:r>
-        <w:lastRenderedPageBreak/>
         <w:t>Persona C1</w:t>
       </w:r>
       <w:r>
@@ -11198,6 +11595,7 @@
         <w:spacing w:before="180" w:after="180"/>
       </w:pPr>
       <w:r>
+        <w:lastRenderedPageBreak/>
         <w:t>主要目標：</w:t>
       </w:r>
     </w:p>
@@ -11294,9 +11692,8 @@
       <w:pPr>
         <w:pStyle w:val="10"/>
       </w:pPr>
-      <w:bookmarkStart w:id="12" w:name="_Toc224635310"/>
-      <w:r>
-        <w:lastRenderedPageBreak/>
+      <w:bookmarkStart w:id="10" w:name="_Toc224635310"/>
+      <w:r>
         <w:t>使用情境與流程（</w:t>
       </w:r>
       <w:r>
@@ -11305,7 +11702,7 @@
       <w:r>
         <w:t>）</w:t>
       </w:r>
-      <w:bookmarkEnd w:id="12"/>
+      <w:bookmarkEnd w:id="10"/>
     </w:p>
     <w:p>
       <w:pPr>
@@ -11316,11 +11713,15 @@
         </w:numPr>
         <w:spacing w:before="180" w:after="180"/>
       </w:pPr>
-      <w:bookmarkStart w:id="13" w:name="_Toc224635311"/>
-      <w:r>
-        <w:t>企業端人物誌（企業內部導入者／治理者／維運管理者）</w:t>
-      </w:r>
-      <w:bookmarkEnd w:id="13"/>
+      <w:r>
+        <w:t>管理端人物誌（</w:t>
+      </w:r>
+      <w:r>
+        <w:t>Management Persona</w:t>
+      </w:r>
+      <w:r>
+        <w:t>）</w:t>
+      </w:r>
     </w:p>
     <w:p>
       <w:pPr>
@@ -11475,6 +11876,7 @@
         <w:spacing w:before="180" w:after="180"/>
       </w:pPr>
       <w:r>
+        <w:lastRenderedPageBreak/>
         <w:t>登</w:t>
       </w:r>
     </w:p>
@@ -11486,95 +11888,18 @@
     </w:p>
     <w:p>
       <w:pPr>
-        <w:pStyle w:val="3"/>
-        <w:numPr>
-          <w:ilvl w:val="0"/>
-          <w:numId w:val="14"/>
-        </w:numPr>
-        <w:spacing w:before="180" w:after="180"/>
-      </w:pPr>
-      <w:r>
-        <w:t>Persona B</w:t>
-      </w:r>
-      <w:r>
-        <w:t>3</w:t>
-      </w:r>
-      <w:r>
-        <w:t>：</w:t>
-      </w:r>
-    </w:p>
-    <w:p>
-      <w:pPr>
-        <w:pStyle w:val="4"/>
-        <w:numPr>
-          <w:ilvl w:val="0"/>
-          <w:numId w:val="15"/>
-        </w:numPr>
-        <w:spacing w:before="180" w:after="180"/>
-      </w:pPr>
-      <w:r>
-        <w:t>使用情境（</w:t>
-      </w:r>
-      <w:r>
-        <w:t>User Scenario</w:t>
-      </w:r>
-      <w:r>
-        <w:t>）：</w:t>
-      </w:r>
-    </w:p>
-    <w:p>
-      <w:pPr>
-        <w:pStyle w:val="-4"/>
-        <w:spacing w:before="180" w:after="180"/>
-      </w:pPr>
-      <w:r>
-        <w:t>部</w:t>
-      </w:r>
-    </w:p>
-    <w:p>
-      <w:pPr>
-        <w:pStyle w:val="4"/>
-        <w:spacing w:before="180" w:after="180"/>
-      </w:pPr>
-      <w:r>
-        <w:t>使用流程（</w:t>
-      </w:r>
-      <w:r>
-        <w:t>User Flow</w:t>
-      </w:r>
-      <w:r>
-        <w:t>）：</w:t>
-      </w:r>
-    </w:p>
-    <w:p>
-      <w:pPr>
-        <w:pStyle w:val="5"/>
-        <w:numPr>
-          <w:ilvl w:val="0"/>
-          <w:numId w:val="122"/>
-        </w:numPr>
-        <w:spacing w:before="180" w:after="180"/>
-      </w:pPr>
-      <w:r>
-        <w:t>登</w:t>
-      </w:r>
-    </w:p>
-    <w:p>
-      <w:pPr>
-        <w:pStyle w:val="5"/>
-        <w:spacing w:before="180" w:after="180"/>
-      </w:pPr>
-    </w:p>
-    <w:p>
-      <w:pPr>
         <w:pStyle w:val="2"/>
         <w:spacing w:before="180" w:after="180"/>
       </w:pPr>
-      <w:bookmarkStart w:id="14" w:name="_Toc224635312"/>
-      <w:r>
-        <w:t>員工端人物誌（企業內部使用者／知識需求者／流程執行）</w:t>
-      </w:r>
-      <w:bookmarkEnd w:id="14"/>
+      <w:r>
+        <w:t>員工端人物誌（</w:t>
+      </w:r>
+      <w:r>
+        <w:t>Employee Persona</w:t>
+      </w:r>
+      <w:r>
+        <w:t>）</w:t>
+      </w:r>
     </w:p>
     <w:p>
       <w:pPr>
@@ -11605,7 +11930,6 @@
         <w:spacing w:before="180" w:after="180"/>
       </w:pPr>
       <w:r>
-        <w:lastRenderedPageBreak/>
         <w:t>使用情境（</w:t>
       </w:r>
       <w:r>
@@ -11738,87 +12062,6 @@
     </w:p>
     <w:p>
       <w:pPr>
-        <w:pStyle w:val="3"/>
-        <w:numPr>
-          <w:ilvl w:val="0"/>
-          <w:numId w:val="16"/>
-        </w:numPr>
-        <w:spacing w:before="180" w:after="180"/>
-      </w:pPr>
-      <w:r>
-        <w:t>Persona C</w:t>
-      </w:r>
-      <w:r>
-        <w:t>3</w:t>
-      </w:r>
-      <w:r>
-        <w:t>：</w:t>
-      </w:r>
-    </w:p>
-    <w:p>
-      <w:pPr>
-        <w:pStyle w:val="4"/>
-        <w:numPr>
-          <w:ilvl w:val="0"/>
-          <w:numId w:val="127"/>
-        </w:numPr>
-        <w:spacing w:before="180" w:after="180"/>
-      </w:pPr>
-      <w:r>
-        <w:t>使用情境（</w:t>
-      </w:r>
-      <w:r>
-        <w:t>User Scenario</w:t>
-      </w:r>
-      <w:r>
-        <w:t>）：</w:t>
-      </w:r>
-    </w:p>
-    <w:p>
-      <w:pPr>
-        <w:pStyle w:val="-4"/>
-        <w:spacing w:before="180" w:after="180"/>
-      </w:pPr>
-      <w:r>
-        <w:t>新</w:t>
-      </w:r>
-    </w:p>
-    <w:p>
-      <w:pPr>
-        <w:pStyle w:val="4"/>
-        <w:spacing w:before="180" w:after="180"/>
-      </w:pPr>
-      <w:r>
-        <w:t>使用流程（</w:t>
-      </w:r>
-      <w:r>
-        <w:t>User Flow</w:t>
-      </w:r>
-      <w:r>
-        <w:t>）：</w:t>
-      </w:r>
-    </w:p>
-    <w:p>
-      <w:pPr>
-        <w:pStyle w:val="5"/>
-        <w:numPr>
-          <w:ilvl w:val="0"/>
-          <w:numId w:val="128"/>
-        </w:numPr>
-        <w:spacing w:before="180" w:after="180"/>
-      </w:pPr>
-      <w:r>
-        <w:t>入</w:t>
-      </w:r>
-    </w:p>
-    <w:p>
-      <w:pPr>
-        <w:pStyle w:val="5"/>
-        <w:spacing w:before="180" w:after="180"/>
-      </w:pPr>
-    </w:p>
-    <w:p>
-      <w:pPr>
         <w:pStyle w:val="2"/>
         <w:numPr>
           <w:ilvl w:val="0"/>
@@ -11839,7 +12082,7 @@
           <w:numId w:val="7"/>
         </w:numPr>
       </w:pPr>
-      <w:bookmarkStart w:id="15" w:name="_Toc224635313"/>
+      <w:bookmarkStart w:id="11" w:name="_Toc224635313"/>
       <w:r>
         <w:lastRenderedPageBreak/>
         <w:t>UI</w:t>
@@ -11847,7 +12090,7 @@
       <w:r>
         <w:t>畫面區塊定義</w:t>
       </w:r>
-      <w:bookmarkEnd w:id="15"/>
+      <w:bookmarkEnd w:id="11"/>
     </w:p>
     <w:p>
       <w:pPr>
@@ -12728,7 +12971,7 @@
           <w:numId w:val="7"/>
         </w:numPr>
       </w:pPr>
-      <w:bookmarkStart w:id="16" w:name="_Toc224635314"/>
+      <w:bookmarkStart w:id="12" w:name="_Toc224635314"/>
       <w:proofErr w:type="spellStart"/>
       <w:r>
         <w:t>Qbi</w:t>
@@ -12737,7 +12980,7 @@
       <w:r>
         <w:t>助理功能需求模組</w:t>
       </w:r>
-      <w:bookmarkEnd w:id="16"/>
+      <w:bookmarkEnd w:id="12"/>
     </w:p>
     <w:p>
       <w:pPr>
@@ -12748,14 +12991,14 @@
         </w:numPr>
         <w:spacing w:before="180" w:after="180"/>
       </w:pPr>
-      <w:bookmarkStart w:id="17" w:name="_Toc224635315"/>
+      <w:bookmarkStart w:id="13" w:name="_Toc224635315"/>
       <w:r>
         <w:t>Navbar</w:t>
       </w:r>
       <w:r>
         <w:t>模組</w:t>
       </w:r>
-      <w:bookmarkEnd w:id="17"/>
+      <w:bookmarkEnd w:id="13"/>
     </w:p>
     <w:p>
       <w:pPr>
@@ -13857,11 +14100,11 @@
         </w:numPr>
         <w:spacing w:before="180" w:after="180"/>
       </w:pPr>
-      <w:bookmarkStart w:id="18" w:name="_Toc224635316"/>
+      <w:bookmarkStart w:id="14" w:name="_Toc224635316"/>
       <w:r>
         <w:t>互動區模組</w:t>
       </w:r>
-      <w:bookmarkEnd w:id="18"/>
+      <w:bookmarkEnd w:id="14"/>
     </w:p>
     <w:p>
       <w:pPr>
@@ -16082,7 +16325,7 @@
         </w:numPr>
         <w:spacing w:before="180" w:after="180"/>
       </w:pPr>
-      <w:bookmarkStart w:id="19" w:name="_Toc224635317"/>
+      <w:bookmarkStart w:id="15" w:name="_Toc224635317"/>
       <w:r>
         <w:t>輸入區</w:t>
       </w:r>
@@ -16092,7 +16335,7 @@
       <w:r>
         <w:t>組</w:t>
       </w:r>
-      <w:bookmarkEnd w:id="19"/>
+      <w:bookmarkEnd w:id="15"/>
     </w:p>
     <w:p>
       <w:pPr>
@@ -19363,11 +19606,11 @@
         </w:numPr>
         <w:spacing w:before="180" w:after="180"/>
       </w:pPr>
-      <w:bookmarkStart w:id="20" w:name="_Toc224635318"/>
+      <w:bookmarkStart w:id="16" w:name="_Toc224635318"/>
       <w:r>
         <w:t>側邊欄模組</w:t>
       </w:r>
-      <w:bookmarkEnd w:id="20"/>
+      <w:bookmarkEnd w:id="16"/>
     </w:p>
     <w:p>
       <w:pPr>
@@ -24694,11 +24937,11 @@
         <w:pStyle w:val="2"/>
         <w:spacing w:before="180" w:after="180"/>
       </w:pPr>
-      <w:bookmarkStart w:id="21" w:name="_Toc224635319"/>
+      <w:bookmarkStart w:id="17" w:name="_Toc224635319"/>
       <w:r>
         <w:t>系統管理模組</w:t>
       </w:r>
-      <w:bookmarkEnd w:id="21"/>
+      <w:bookmarkEnd w:id="17"/>
     </w:p>
     <w:p>
       <w:pPr>
@@ -25428,7 +25671,7 @@
           <w:numId w:val="7"/>
         </w:numPr>
       </w:pPr>
-      <w:bookmarkStart w:id="22" w:name="_Toc224635320"/>
+      <w:bookmarkStart w:id="18" w:name="_Toc224635320"/>
       <w:r>
         <w:t>系統非功能性需求與品質約束（</w:t>
       </w:r>
@@ -25438,7 +25681,7 @@
       <w:r>
         <w:t>）</w:t>
       </w:r>
-      <w:bookmarkEnd w:id="22"/>
+      <w:bookmarkEnd w:id="18"/>
     </w:p>
     <w:p>
       <w:pPr>
@@ -25535,7 +25778,7 @@
         </w:numPr>
         <w:spacing w:before="180" w:after="180"/>
       </w:pPr>
-      <w:bookmarkStart w:id="23" w:name="_Toc224635321"/>
+      <w:bookmarkStart w:id="19" w:name="_Toc224635321"/>
       <w:r>
         <w:t>效能與回應時間需求（</w:t>
       </w:r>
@@ -25545,7 +25788,7 @@
       <w:r>
         <w:t>）</w:t>
       </w:r>
-      <w:bookmarkEnd w:id="23"/>
+      <w:bookmarkEnd w:id="19"/>
     </w:p>
     <w:p>
       <w:pPr>
@@ -25870,7 +26113,7 @@
         <w:pStyle w:val="2"/>
         <w:spacing w:before="180" w:after="180"/>
       </w:pPr>
-      <w:bookmarkStart w:id="24" w:name="_Toc224635322"/>
+      <w:bookmarkStart w:id="20" w:name="_Toc224635322"/>
       <w:r>
         <w:t>穩定性與可用性（</w:t>
       </w:r>
@@ -25880,7 +26123,7 @@
       <w:r>
         <w:t>）</w:t>
       </w:r>
-      <w:bookmarkEnd w:id="24"/>
+      <w:bookmarkEnd w:id="20"/>
     </w:p>
     <w:p>
       <w:pPr>
@@ -26034,7 +26277,7 @@
         <w:pStyle w:val="2"/>
         <w:spacing w:before="180" w:after="180"/>
       </w:pPr>
-      <w:bookmarkStart w:id="25" w:name="_Toc224635323"/>
+      <w:bookmarkStart w:id="21" w:name="_Toc224635323"/>
       <w:r>
         <w:t>擴充性與可伸縮性（</w:t>
       </w:r>
@@ -26044,7 +26287,7 @@
       <w:r>
         <w:t>）</w:t>
       </w:r>
-      <w:bookmarkEnd w:id="25"/>
+      <w:bookmarkEnd w:id="21"/>
     </w:p>
     <w:p>
       <w:pPr>
@@ -26179,7 +26422,7 @@
         <w:pStyle w:val="2"/>
         <w:spacing w:before="180" w:after="180"/>
       </w:pPr>
-      <w:bookmarkStart w:id="26" w:name="_Toc224635324"/>
+      <w:bookmarkStart w:id="22" w:name="_Toc224635324"/>
       <w:r>
         <w:t>安全性需求（</w:t>
       </w:r>
@@ -26189,7 +26432,7 @@
       <w:r>
         <w:t>）</w:t>
       </w:r>
-      <w:bookmarkEnd w:id="26"/>
+      <w:bookmarkEnd w:id="22"/>
     </w:p>
     <w:p>
       <w:pPr>
@@ -27071,7 +27314,7 @@
         <w:pStyle w:val="2"/>
         <w:spacing w:before="180" w:after="180"/>
       </w:pPr>
-      <w:bookmarkStart w:id="27" w:name="_Toc224635325"/>
+      <w:bookmarkStart w:id="23" w:name="_Toc224635325"/>
       <w:r>
         <w:t>隱私與資料治理（</w:t>
       </w:r>
@@ -27081,7 +27324,7 @@
       <w:r>
         <w:t>）</w:t>
       </w:r>
-      <w:bookmarkEnd w:id="27"/>
+      <w:bookmarkEnd w:id="23"/>
     </w:p>
     <w:p>
       <w:pPr>
@@ -27446,7 +27689,7 @@
         <w:pStyle w:val="2"/>
         <w:spacing w:before="180" w:after="180"/>
       </w:pPr>
-      <w:bookmarkStart w:id="28" w:name="_Toc224635326"/>
+      <w:bookmarkStart w:id="24" w:name="_Toc224635326"/>
       <w:r>
         <w:t>AI</w:t>
       </w:r>
@@ -27459,7 +27702,7 @@
       <w:r>
         <w:t>）</w:t>
       </w:r>
-      <w:bookmarkEnd w:id="28"/>
+      <w:bookmarkEnd w:id="24"/>
     </w:p>
     <w:p>
       <w:pPr>
@@ -27580,7 +27823,7 @@
         <w:pStyle w:val="2"/>
         <w:spacing w:before="180" w:after="180"/>
       </w:pPr>
-      <w:bookmarkStart w:id="29" w:name="_Toc224635327"/>
+      <w:bookmarkStart w:id="25" w:name="_Toc224635327"/>
       <w:r>
         <w:t>可觀測性與監控（</w:t>
       </w:r>
@@ -27590,7 +27833,7 @@
       <w:r>
         <w:t>）</w:t>
       </w:r>
-      <w:bookmarkEnd w:id="29"/>
+      <w:bookmarkEnd w:id="25"/>
     </w:p>
     <w:p>
       <w:pPr>
@@ -27739,7 +27982,7 @@
         <w:pStyle w:val="2"/>
         <w:spacing w:before="180" w:after="180"/>
       </w:pPr>
-      <w:bookmarkStart w:id="30" w:name="_Toc224635328"/>
+      <w:bookmarkStart w:id="26" w:name="_Toc224635328"/>
       <w:r>
         <w:t>可維運性與版本管理（</w:t>
       </w:r>
@@ -27749,7 +27992,7 @@
       <w:r>
         <w:t>）</w:t>
       </w:r>
-      <w:bookmarkEnd w:id="30"/>
+      <w:bookmarkEnd w:id="26"/>
     </w:p>
     <w:p>
       <w:pPr>
@@ -28360,7 +28603,7 @@
         <w:pStyle w:val="2"/>
         <w:spacing w:before="180" w:after="180"/>
       </w:pPr>
-      <w:bookmarkStart w:id="31" w:name="_Toc224635329"/>
+      <w:bookmarkStart w:id="27" w:name="_Toc224635329"/>
       <w:r>
         <w:t>法規與標準遵循（</w:t>
       </w:r>
@@ -28370,7 +28613,7 @@
       <w:r>
         <w:t>）</w:t>
       </w:r>
-      <w:bookmarkEnd w:id="31"/>
+      <w:bookmarkEnd w:id="27"/>
     </w:p>
     <w:p>
       <w:pPr>
@@ -28468,11 +28711,11 @@
           <w:numId w:val="7"/>
         </w:numPr>
       </w:pPr>
-      <w:bookmarkStart w:id="32" w:name="_Toc224635330"/>
+      <w:bookmarkStart w:id="28" w:name="_Toc224635330"/>
       <w:r>
         <w:t>後端整合與資料模組</w:t>
       </w:r>
-      <w:bookmarkEnd w:id="32"/>
+      <w:bookmarkEnd w:id="28"/>
     </w:p>
     <w:p>
       <w:pPr>
@@ -28483,7 +28726,7 @@
         </w:numPr>
         <w:spacing w:before="180" w:after="180"/>
       </w:pPr>
-      <w:bookmarkStart w:id="33" w:name="_Toc224635331"/>
+      <w:bookmarkStart w:id="29" w:name="_Toc224635331"/>
       <w:r>
         <w:t xml:space="preserve">CRM / ERP / </w:t>
       </w:r>
@@ -28496,7 +28739,7 @@
       <w:r>
         <w:t>）</w:t>
       </w:r>
-      <w:bookmarkEnd w:id="33"/>
+      <w:bookmarkEnd w:id="29"/>
     </w:p>
     <w:p>
       <w:pPr>
@@ -28557,7 +28800,7 @@
         </w:numPr>
         <w:spacing w:before="180" w:after="180"/>
       </w:pPr>
-      <w:bookmarkStart w:id="34" w:name="_Toc224635332"/>
+      <w:bookmarkStart w:id="30" w:name="_Toc224635332"/>
       <w:r>
         <w:t>資料分析模組（</w:t>
       </w:r>
@@ -28567,7 +28810,7 @@
       <w:r>
         <w:t>）</w:t>
       </w:r>
-      <w:bookmarkEnd w:id="34"/>
+      <w:bookmarkEnd w:id="30"/>
     </w:p>
     <w:p>
       <w:pPr>
@@ -28610,7 +28853,7 @@
         </w:numPr>
         <w:spacing w:before="180" w:after="180"/>
       </w:pPr>
-      <w:bookmarkStart w:id="35" w:name="_Toc224635333"/>
+      <w:bookmarkStart w:id="31" w:name="_Toc224635333"/>
       <w:r>
         <w:t>搜尋引擎</w:t>
       </w:r>
@@ -28626,7 +28869,7 @@
       <w:r>
         <w:t>）</w:t>
       </w:r>
-      <w:bookmarkEnd w:id="35"/>
+      <w:bookmarkEnd w:id="31"/>
     </w:p>
     <w:p>
       <w:pPr>
@@ -28694,14 +28937,14 @@
           <w:numId w:val="7"/>
         </w:numPr>
       </w:pPr>
-      <w:bookmarkStart w:id="36" w:name="_Toc224635334"/>
+      <w:bookmarkStart w:id="32" w:name="_Toc224635334"/>
       <w:r>
         <w:t>AI</w:t>
       </w:r>
       <w:r>
         <w:t>增強服務模組</w:t>
       </w:r>
-      <w:bookmarkEnd w:id="36"/>
+      <w:bookmarkEnd w:id="32"/>
     </w:p>
     <w:p>
       <w:pPr>
@@ -28799,7 +29042,7 @@
         </w:numPr>
         <w:spacing w:before="180" w:after="180"/>
       </w:pPr>
-      <w:bookmarkStart w:id="37" w:name="_Toc224635335"/>
+      <w:bookmarkStart w:id="33" w:name="_Toc224635335"/>
       <w:r>
         <w:t>語音轉文字（</w:t>
       </w:r>
@@ -28809,7 +29052,7 @@
       <w:r>
         <w:t>）</w:t>
       </w:r>
-      <w:bookmarkEnd w:id="37"/>
+      <w:bookmarkEnd w:id="33"/>
     </w:p>
     <w:p>
       <w:pPr>
@@ -28856,7 +29099,7 @@
         </w:numPr>
         <w:spacing w:before="180" w:after="180"/>
       </w:pPr>
-      <w:bookmarkStart w:id="38" w:name="_Toc224635336"/>
+      <w:bookmarkStart w:id="34" w:name="_Toc224635336"/>
       <w:r>
         <w:t>AI</w:t>
       </w:r>
@@ -28869,7 +29112,7 @@
       <w:r>
         <w:t>）</w:t>
       </w:r>
-      <w:bookmarkEnd w:id="38"/>
+      <w:bookmarkEnd w:id="34"/>
     </w:p>
     <w:p>
       <w:pPr>
@@ -28929,7 +29172,7 @@
         </w:numPr>
         <w:spacing w:before="180" w:after="180"/>
       </w:pPr>
-      <w:bookmarkStart w:id="39" w:name="_Toc224635337"/>
+      <w:bookmarkStart w:id="35" w:name="_Toc224635337"/>
       <w:r>
         <w:t xml:space="preserve">Prompt </w:t>
       </w:r>
@@ -28948,7 +29191,7 @@
       <w:r>
         <w:t>）</w:t>
       </w:r>
-      <w:bookmarkEnd w:id="39"/>
+      <w:bookmarkEnd w:id="35"/>
     </w:p>
     <w:p>
       <w:pPr>
@@ -29015,7 +29258,7 @@
         </w:numPr>
         <w:spacing w:before="180" w:after="180"/>
       </w:pPr>
-      <w:bookmarkStart w:id="40" w:name="_Toc224635338"/>
+      <w:bookmarkStart w:id="36" w:name="_Toc224635338"/>
       <w:r>
         <w:t>AI</w:t>
       </w:r>
@@ -29028,7 +29271,7 @@
       <w:r>
         <w:t>）</w:t>
       </w:r>
-      <w:bookmarkEnd w:id="40"/>
+      <w:bookmarkEnd w:id="36"/>
     </w:p>
     <w:p>
       <w:pPr>
@@ -29089,7 +29332,7 @@
         </w:numPr>
         <w:spacing w:before="180" w:after="180"/>
       </w:pPr>
-      <w:bookmarkStart w:id="41" w:name="_Toc224635339"/>
+      <w:bookmarkStart w:id="37" w:name="_Toc224635339"/>
       <w:r>
         <w:t xml:space="preserve">AI </w:t>
       </w:r>
@@ -29102,7 +29345,7 @@
       <w:r>
         <w:t>）</w:t>
       </w:r>
-      <w:bookmarkEnd w:id="41"/>
+      <w:bookmarkEnd w:id="37"/>
     </w:p>
     <w:p>
       <w:pPr>
@@ -29145,7 +29388,7 @@
         </w:numPr>
         <w:spacing w:before="180" w:after="180"/>
       </w:pPr>
-      <w:bookmarkStart w:id="42" w:name="_Toc224635340"/>
+      <w:bookmarkStart w:id="38" w:name="_Toc224635340"/>
       <w:r>
         <w:lastRenderedPageBreak/>
         <w:t>回覆信心指標與可靠度評估（</w:t>
@@ -29156,7 +29399,7 @@
       <w:r>
         <w:t>）</w:t>
       </w:r>
-      <w:bookmarkEnd w:id="42"/>
+      <w:bookmarkEnd w:id="38"/>
     </w:p>
     <w:p>
       <w:pPr>
@@ -29199,11 +29442,11 @@
           <w:numId w:val="7"/>
         </w:numPr>
       </w:pPr>
-      <w:bookmarkStart w:id="43" w:name="_Toc224635341"/>
+      <w:bookmarkStart w:id="39" w:name="_Toc224635341"/>
       <w:r>
         <w:t>驗收標準</w:t>
       </w:r>
-      <w:bookmarkEnd w:id="43"/>
+      <w:bookmarkEnd w:id="39"/>
     </w:p>
     <w:p>
       <w:pPr>
@@ -29299,7 +29542,7 @@
         </w:numPr>
         <w:spacing w:before="180" w:after="180"/>
       </w:pPr>
-      <w:bookmarkStart w:id="44" w:name="_Toc224635342"/>
+      <w:bookmarkStart w:id="40" w:name="_Toc224635342"/>
       <w:r>
         <w:t>通用驗收條件（</w:t>
       </w:r>
@@ -29309,7 +29552,7 @@
       <w:r>
         <w:t>）</w:t>
       </w:r>
-      <w:bookmarkEnd w:id="44"/>
+      <w:bookmarkEnd w:id="40"/>
     </w:p>
     <w:p>
       <w:pPr>
@@ -29431,14 +29674,14 @@
         </w:numPr>
         <w:spacing w:before="180" w:after="180"/>
       </w:pPr>
-      <w:bookmarkStart w:id="45" w:name="_Toc224635343"/>
+      <w:bookmarkStart w:id="41" w:name="_Toc224635343"/>
       <w:r>
         <w:t xml:space="preserve">Navbar </w:t>
       </w:r>
       <w:r>
         <w:t>驗收條件</w:t>
       </w:r>
-      <w:bookmarkEnd w:id="45"/>
+      <w:bookmarkEnd w:id="41"/>
     </w:p>
     <w:p>
       <w:pPr>
@@ -29575,11 +29818,11 @@
         </w:numPr>
         <w:spacing w:before="180" w:after="180"/>
       </w:pPr>
-      <w:bookmarkStart w:id="46" w:name="_Toc224635344"/>
+      <w:bookmarkStart w:id="42" w:name="_Toc224635344"/>
       <w:r>
         <w:t>互動區驗收條件</w:t>
       </w:r>
-      <w:bookmarkEnd w:id="46"/>
+      <w:bookmarkEnd w:id="42"/>
     </w:p>
     <w:p>
       <w:pPr>
@@ -29654,11 +29897,11 @@
         </w:numPr>
         <w:spacing w:before="180" w:after="180"/>
       </w:pPr>
-      <w:bookmarkStart w:id="47" w:name="_Toc224635345"/>
+      <w:bookmarkStart w:id="43" w:name="_Toc224635345"/>
       <w:r>
         <w:t>輸入區驗收條件</w:t>
       </w:r>
-      <w:bookmarkEnd w:id="47"/>
+      <w:bookmarkEnd w:id="43"/>
     </w:p>
     <w:p>
       <w:pPr>
@@ -29780,11 +30023,11 @@
         </w:numPr>
         <w:spacing w:before="180" w:after="180"/>
       </w:pPr>
-      <w:bookmarkStart w:id="48" w:name="_Toc224635346"/>
+      <w:bookmarkStart w:id="44" w:name="_Toc224635346"/>
       <w:r>
         <w:t>側邊欄驗收條件</w:t>
       </w:r>
-      <w:bookmarkEnd w:id="48"/>
+      <w:bookmarkEnd w:id="44"/>
     </w:p>
     <w:p>
       <w:pPr>
@@ -29892,11 +30135,11 @@
         </w:numPr>
         <w:spacing w:before="180" w:after="180"/>
       </w:pPr>
-      <w:bookmarkStart w:id="49" w:name="_Toc224635347"/>
+      <w:bookmarkStart w:id="45" w:name="_Toc224635347"/>
       <w:r>
         <w:t>使用模式驗收條件</w:t>
       </w:r>
-      <w:bookmarkEnd w:id="49"/>
+      <w:bookmarkEnd w:id="45"/>
     </w:p>
     <w:p>
       <w:pPr>
@@ -30043,7 +30286,7 @@
         </w:numPr>
         <w:spacing w:before="180" w:after="180"/>
       </w:pPr>
-      <w:bookmarkStart w:id="50" w:name="_Toc224635348"/>
+      <w:bookmarkStart w:id="46" w:name="_Toc224635348"/>
       <w:r>
         <w:t xml:space="preserve">User Flow </w:t>
       </w:r>
@@ -30056,7 +30299,7 @@
       <w:r>
         <w:t>）</w:t>
       </w:r>
-      <w:bookmarkEnd w:id="50"/>
+      <w:bookmarkEnd w:id="46"/>
     </w:p>
     <w:p>
       <w:pPr>
@@ -30198,7 +30441,7 @@
         </w:numPr>
         <w:spacing w:before="180" w:after="180"/>
       </w:pPr>
-      <w:bookmarkStart w:id="51" w:name="_Toc224635349"/>
+      <w:bookmarkStart w:id="47" w:name="_Toc224635349"/>
       <w:r>
         <w:t>系統整體可靠性驗收條件（</w:t>
       </w:r>
@@ -30208,7 +30451,7 @@
       <w:r>
         <w:t>）</w:t>
       </w:r>
-      <w:bookmarkEnd w:id="51"/>
+      <w:bookmarkEnd w:id="47"/>
     </w:p>
     <w:p>
       <w:pPr>
@@ -30336,7 +30579,7 @@
         </w:numPr>
         <w:spacing w:before="180" w:after="180"/>
       </w:pPr>
-      <w:bookmarkStart w:id="52" w:name="_Toc224635350"/>
+      <w:bookmarkStart w:id="48" w:name="_Toc224635350"/>
       <w:r>
         <w:t>性能與穩定性驗收條件（</w:t>
       </w:r>
@@ -30346,7 +30589,7 @@
       <w:r>
         <w:t>）</w:t>
       </w:r>
-      <w:bookmarkEnd w:id="52"/>
+      <w:bookmarkEnd w:id="48"/>
     </w:p>
     <w:p>
       <w:pPr>
@@ -30548,7 +30791,7 @@
         </w:numPr>
         <w:spacing w:before="180" w:after="180"/>
       </w:pPr>
-      <w:bookmarkStart w:id="53" w:name="_Toc224635351"/>
+      <w:bookmarkStart w:id="49" w:name="_Toc224635351"/>
       <w:r>
         <w:t>安全性驗收條件（</w:t>
       </w:r>
@@ -30558,7 +30801,7 @@
       <w:r>
         <w:t>）</w:t>
       </w:r>
-      <w:bookmarkEnd w:id="53"/>
+      <w:bookmarkEnd w:id="49"/>
     </w:p>
     <w:p>
       <w:pPr>
@@ -30856,7 +31099,7 @@
         <w:pStyle w:val="2"/>
         <w:spacing w:before="180" w:after="180"/>
       </w:pPr>
-      <w:bookmarkStart w:id="54" w:name="_Toc224635352"/>
+      <w:bookmarkStart w:id="50" w:name="_Toc224635352"/>
       <w:r>
         <w:t>人員角色與安全治理之驗收條件（</w:t>
       </w:r>
@@ -30866,7 +31109,7 @@
       <w:r>
         <w:t>）</w:t>
       </w:r>
-      <w:bookmarkEnd w:id="54"/>
+      <w:bookmarkEnd w:id="50"/>
     </w:p>
     <w:p>
       <w:pPr>
@@ -32026,7 +32269,7 @@
         </w:numPr>
         <w:spacing w:before="180" w:after="180"/>
       </w:pPr>
-      <w:bookmarkStart w:id="55" w:name="_Toc224635353"/>
+      <w:bookmarkStart w:id="51" w:name="_Toc224635353"/>
       <w:r>
         <w:t>非功能性需求對應之驗收標準（</w:t>
       </w:r>
@@ -32036,7 +32279,7 @@
       <w:r>
         <w:t>）</w:t>
       </w:r>
-      <w:bookmarkEnd w:id="55"/>
+      <w:bookmarkEnd w:id="51"/>
     </w:p>
     <w:tbl>
       <w:tblPr>
@@ -32539,7 +32782,7 @@
         </w:numPr>
         <w:spacing w:before="180" w:after="180"/>
       </w:pPr>
-      <w:bookmarkStart w:id="56" w:name="_Toc224635354"/>
+      <w:bookmarkStart w:id="52" w:name="_Toc224635354"/>
       <w:r>
         <w:t>可維運性與版本管理驗收標準（</w:t>
       </w:r>
@@ -32549,7 +32792,7 @@
       <w:r>
         <w:t>）</w:t>
       </w:r>
-      <w:bookmarkEnd w:id="56"/>
+      <w:bookmarkEnd w:id="52"/>
     </w:p>
     <w:tbl>
       <w:tblPr>
@@ -33226,7 +33469,7 @@
         </w:numPr>
         <w:spacing w:before="180" w:after="180"/>
       </w:pPr>
-      <w:bookmarkStart w:id="57" w:name="_Toc224635355"/>
+      <w:bookmarkStart w:id="53" w:name="_Toc224635355"/>
       <w:r>
         <w:t>驗收角色說明（</w:t>
       </w:r>
@@ -33236,7 +33479,7 @@
       <w:r>
         <w:t>）</w:t>
       </w:r>
-      <w:bookmarkEnd w:id="57"/>
+      <w:bookmarkEnd w:id="53"/>
     </w:p>
     <w:tbl>
       <w:tblPr>
@@ -33441,14 +33684,14 @@
           <w:numId w:val="7"/>
         </w:numPr>
       </w:pPr>
-      <w:bookmarkStart w:id="58" w:name="_Toc224635356"/>
+      <w:bookmarkStart w:id="54" w:name="_Toc224635356"/>
       <w:r>
         <w:t>需求追蹤矩陣</w:t>
       </w:r>
       <w:r>
         <w:t xml:space="preserve"> (Requirement Traceability Matrix, RTM)</w:t>
       </w:r>
-      <w:bookmarkEnd w:id="58"/>
+      <w:bookmarkEnd w:id="54"/>
     </w:p>
     <w:p>
       <w:pPr>
@@ -33590,16 +33833,16 @@
         </w:numPr>
         <w:spacing w:before="180" w:after="180"/>
       </w:pPr>
-      <w:bookmarkStart w:id="59" w:name="_Toc217046129"/>
-      <w:bookmarkStart w:id="60" w:name="_Toc224635357"/>
+      <w:bookmarkStart w:id="55" w:name="_Toc217046129"/>
+      <w:bookmarkStart w:id="56" w:name="_Toc224635357"/>
       <w:r>
         <w:t>RTM</w:t>
       </w:r>
       <w:r>
         <w:t>建立原則與對齊方式</w:t>
       </w:r>
-      <w:bookmarkEnd w:id="59"/>
-      <w:bookmarkEnd w:id="60"/>
+      <w:bookmarkEnd w:id="55"/>
+      <w:bookmarkEnd w:id="56"/>
     </w:p>
     <w:p>
       <w:pPr>
@@ -34028,7 +34271,7 @@
         </w:numPr>
         <w:spacing w:before="180" w:after="180"/>
       </w:pPr>
-      <w:bookmarkStart w:id="61" w:name="_Toc224635358"/>
+      <w:bookmarkStart w:id="57" w:name="_Toc224635358"/>
       <w:r>
         <w:t>需求追蹤矩陣（</w:t>
       </w:r>
@@ -34038,7 +34281,7 @@
       <w:r>
         <w:t>）</w:t>
       </w:r>
-      <w:bookmarkEnd w:id="61"/>
+      <w:bookmarkEnd w:id="57"/>
     </w:p>
     <w:p>
       <w:pPr>
@@ -38657,14 +38900,14 @@
         </w:numPr>
         <w:spacing w:before="180" w:after="180"/>
       </w:pPr>
-      <w:bookmarkStart w:id="62" w:name="_Toc224635359"/>
+      <w:bookmarkStart w:id="58" w:name="_Toc224635359"/>
       <w:r>
         <w:t>RTM</w:t>
       </w:r>
       <w:r>
         <w:t>使用與維護說明</w:t>
       </w:r>
-      <w:bookmarkEnd w:id="62"/>
+      <w:bookmarkEnd w:id="58"/>
     </w:p>
     <w:p>
       <w:pPr>
@@ -38880,14 +39123,14 @@
           <w:numId w:val="7"/>
         </w:numPr>
       </w:pPr>
-      <w:bookmarkStart w:id="63" w:name="_Toc224635360"/>
+      <w:bookmarkStart w:id="59" w:name="_Toc224635360"/>
       <w:r>
         <w:t>系統完整度與邊界定義</w:t>
       </w:r>
       <w:r>
         <w:t xml:space="preserve"> (Interface &amp; Boundary Integrity)</w:t>
       </w:r>
-      <w:bookmarkEnd w:id="63"/>
+      <w:bookmarkEnd w:id="59"/>
     </w:p>
     <w:p>
       <w:pPr>
@@ -38951,7 +39194,7 @@
         </w:numPr>
         <w:spacing w:before="180" w:after="180"/>
       </w:pPr>
-      <w:bookmarkStart w:id="64" w:name="_Toc224635361"/>
+      <w:bookmarkStart w:id="60" w:name="_Toc224635361"/>
       <w:r>
         <w:t>系統責任完整度定義（</w:t>
       </w:r>
@@ -38961,7 +39204,7 @@
       <w:r>
         <w:t>）</w:t>
       </w:r>
-      <w:bookmarkEnd w:id="64"/>
+      <w:bookmarkEnd w:id="60"/>
     </w:p>
     <w:p>
       <w:pPr>
@@ -39276,7 +39519,7 @@
         </w:numPr>
         <w:spacing w:before="180" w:after="180"/>
       </w:pPr>
-      <w:bookmarkStart w:id="65" w:name="_Toc224635362"/>
+      <w:bookmarkStart w:id="61" w:name="_Toc224635362"/>
       <w:r>
         <w:t>AI</w:t>
       </w:r>
@@ -39289,7 +39532,7 @@
       <w:r>
         <w:t>）</w:t>
       </w:r>
-      <w:bookmarkEnd w:id="65"/>
+      <w:bookmarkEnd w:id="61"/>
     </w:p>
     <w:p>
       <w:pPr>
@@ -39675,7 +39918,7 @@
         </w:numPr>
         <w:spacing w:before="180" w:after="180"/>
       </w:pPr>
-      <w:bookmarkStart w:id="66" w:name="_Toc224635363"/>
+      <w:bookmarkStart w:id="62" w:name="_Toc224635363"/>
       <w:r>
         <w:t>跨系統整合之介面與責任切割（</w:t>
       </w:r>
@@ -39685,7 +39928,7 @@
       <w:r>
         <w:t>）</w:t>
       </w:r>
-      <w:bookmarkEnd w:id="66"/>
+      <w:bookmarkEnd w:id="62"/>
     </w:p>
     <w:p>
       <w:pPr>
@@ -40049,11 +40292,11 @@
         </w:numPr>
         <w:spacing w:before="180" w:after="180"/>
       </w:pPr>
-      <w:bookmarkStart w:id="67" w:name="_Toc224635364"/>
+      <w:bookmarkStart w:id="63" w:name="_Toc224635364"/>
       <w:r>
         <w:t>權限、資料治理與人為責任切割</w:t>
       </w:r>
-      <w:bookmarkEnd w:id="67"/>
+      <w:bookmarkEnd w:id="63"/>
     </w:p>
     <w:p>
       <w:pPr>
@@ -41568,11 +41811,11 @@
           <w:numId w:val="7"/>
         </w:numPr>
       </w:pPr>
-      <w:bookmarkStart w:id="68" w:name="_Toc224635365"/>
+      <w:bookmarkStart w:id="64" w:name="_Toc224635365"/>
       <w:r>
         <w:t>治理、安全與合規模組</w:t>
       </w:r>
-      <w:bookmarkEnd w:id="68"/>
+      <w:bookmarkEnd w:id="64"/>
     </w:p>
     <w:p>
       <w:pPr>
@@ -41583,7 +41826,7 @@
         </w:numPr>
         <w:spacing w:before="180" w:after="180"/>
       </w:pPr>
-      <w:bookmarkStart w:id="69" w:name="_Toc224635366"/>
+      <w:bookmarkStart w:id="65" w:name="_Toc224635366"/>
       <w:r>
         <w:t>存取控制與身分驗證（</w:t>
       </w:r>
@@ -41593,7 +41836,7 @@
       <w:r>
         <w:t>）</w:t>
       </w:r>
-      <w:bookmarkEnd w:id="69"/>
+      <w:bookmarkEnd w:id="65"/>
     </w:p>
     <w:p>
       <w:pPr>
@@ -41697,7 +41940,7 @@
         </w:numPr>
         <w:spacing w:before="180" w:after="180"/>
       </w:pPr>
-      <w:bookmarkStart w:id="70" w:name="_Toc224635367"/>
+      <w:bookmarkStart w:id="66" w:name="_Toc224635367"/>
       <w:r>
         <w:t>資料保護模組（</w:t>
       </w:r>
@@ -41707,7 +41950,7 @@
       <w:r>
         <w:t>）</w:t>
       </w:r>
-      <w:bookmarkEnd w:id="70"/>
+      <w:bookmarkEnd w:id="66"/>
     </w:p>
     <w:p>
       <w:pPr>
@@ -41784,7 +42027,7 @@
         </w:numPr>
         <w:spacing w:before="180" w:after="180"/>
       </w:pPr>
-      <w:bookmarkStart w:id="71" w:name="_Toc224635368"/>
+      <w:bookmarkStart w:id="67" w:name="_Toc224635368"/>
       <w:r>
         <w:t>隱私保護與</w:t>
       </w:r>
@@ -41800,7 +42043,7 @@
       <w:r>
         <w:t>）</w:t>
       </w:r>
-      <w:bookmarkEnd w:id="71"/>
+      <w:bookmarkEnd w:id="67"/>
     </w:p>
     <w:p>
       <w:pPr>
@@ -41911,7 +42154,7 @@
         </w:numPr>
         <w:spacing w:before="180" w:after="180"/>
       </w:pPr>
-      <w:bookmarkStart w:id="72" w:name="_Toc224635369"/>
+      <w:bookmarkStart w:id="68" w:name="_Toc224635369"/>
       <w:r>
         <w:t>稽核與報告（</w:t>
       </w:r>
@@ -41921,7 +42164,7 @@
       <w:r>
         <w:t>）</w:t>
       </w:r>
-      <w:bookmarkEnd w:id="72"/>
+      <w:bookmarkEnd w:id="68"/>
     </w:p>
     <w:p>
       <w:pPr>
@@ -42004,11 +42247,11 @@
         </w:numPr>
         <w:spacing w:before="180" w:after="180"/>
       </w:pPr>
-      <w:bookmarkStart w:id="73" w:name="_Toc224635370"/>
+      <w:bookmarkStart w:id="69" w:name="_Toc224635370"/>
       <w:r>
         <w:t>管理介面與運營工具</w:t>
       </w:r>
-      <w:bookmarkEnd w:id="73"/>
+      <w:bookmarkEnd w:id="69"/>
     </w:p>
     <w:p>
       <w:pPr>
@@ -42091,7 +42334,7 @@
         </w:numPr>
         <w:spacing w:before="180" w:after="180"/>
       </w:pPr>
-      <w:bookmarkStart w:id="74" w:name="_Toc224635371"/>
+      <w:bookmarkStart w:id="70" w:name="_Toc224635371"/>
       <w:r>
         <w:t>服務品質監控（</w:t>
       </w:r>
@@ -42101,7 +42344,7 @@
       <w:r>
         <w:t>）</w:t>
       </w:r>
-      <w:bookmarkEnd w:id="74"/>
+      <w:bookmarkEnd w:id="70"/>
     </w:p>
     <w:p>
       <w:pPr>
@@ -42176,7 +42419,7 @@
         </w:numPr>
         <w:spacing w:before="180" w:after="180"/>
       </w:pPr>
-      <w:bookmarkStart w:id="75" w:name="_Toc224635372"/>
+      <w:bookmarkStart w:id="71" w:name="_Toc224635372"/>
       <w:r>
         <w:t>版本管理與佈署（</w:t>
       </w:r>
@@ -42186,7 +42429,7 @@
       <w:r>
         <w:t>）</w:t>
       </w:r>
-      <w:bookmarkEnd w:id="75"/>
+      <w:bookmarkEnd w:id="71"/>
     </w:p>
     <w:p>
       <w:pPr>
@@ -53671,6 +53914,96 @@
   </w:num>
   <w:num w:numId="301" w16cid:durableId="945694733">
     <w:abstractNumId w:val="23"/>
+  </w:num>
+  <w:num w:numId="302" w16cid:durableId="1600524789">
+    <w:abstractNumId w:val="20"/>
+    <w:lvlOverride w:ilvl="0">
+      <w:startOverride w:val="1"/>
+    </w:lvlOverride>
+    <w:lvlOverride w:ilvl="1">
+      <w:startOverride w:val="1"/>
+    </w:lvlOverride>
+    <w:lvlOverride w:ilvl="2">
+      <w:startOverride w:val="1"/>
+    </w:lvlOverride>
+    <w:lvlOverride w:ilvl="3">
+      <w:startOverride w:val="1"/>
+    </w:lvlOverride>
+    <w:lvlOverride w:ilvl="4">
+      <w:startOverride w:val="1"/>
+    </w:lvlOverride>
+    <w:lvlOverride w:ilvl="5">
+      <w:startOverride w:val="1"/>
+    </w:lvlOverride>
+    <w:lvlOverride w:ilvl="6">
+      <w:startOverride w:val="1"/>
+    </w:lvlOverride>
+    <w:lvlOverride w:ilvl="7">
+      <w:startOverride w:val="1"/>
+    </w:lvlOverride>
+    <w:lvlOverride w:ilvl="8">
+      <w:startOverride w:val="1"/>
+    </w:lvlOverride>
+  </w:num>
+  <w:num w:numId="303" w16cid:durableId="472723063">
+    <w:abstractNumId w:val="20"/>
+    <w:lvlOverride w:ilvl="0">
+      <w:startOverride w:val="1"/>
+    </w:lvlOverride>
+    <w:lvlOverride w:ilvl="1">
+      <w:startOverride w:val="1"/>
+    </w:lvlOverride>
+    <w:lvlOverride w:ilvl="2">
+      <w:startOverride w:val="1"/>
+    </w:lvlOverride>
+    <w:lvlOverride w:ilvl="3">
+      <w:startOverride w:val="1"/>
+    </w:lvlOverride>
+    <w:lvlOverride w:ilvl="4">
+      <w:startOverride w:val="1"/>
+    </w:lvlOverride>
+    <w:lvlOverride w:ilvl="5">
+      <w:startOverride w:val="1"/>
+    </w:lvlOverride>
+    <w:lvlOverride w:ilvl="6">
+      <w:startOverride w:val="1"/>
+    </w:lvlOverride>
+    <w:lvlOverride w:ilvl="7">
+      <w:startOverride w:val="1"/>
+    </w:lvlOverride>
+    <w:lvlOverride w:ilvl="8">
+      <w:startOverride w:val="1"/>
+    </w:lvlOverride>
+  </w:num>
+  <w:num w:numId="304" w16cid:durableId="1909723583">
+    <w:abstractNumId w:val="20"/>
+    <w:lvlOverride w:ilvl="0">
+      <w:startOverride w:val="1"/>
+    </w:lvlOverride>
+    <w:lvlOverride w:ilvl="1">
+      <w:startOverride w:val="1"/>
+    </w:lvlOverride>
+    <w:lvlOverride w:ilvl="2">
+      <w:startOverride w:val="1"/>
+    </w:lvlOverride>
+    <w:lvlOverride w:ilvl="3">
+      <w:startOverride w:val="1"/>
+    </w:lvlOverride>
+    <w:lvlOverride w:ilvl="4">
+      <w:startOverride w:val="1"/>
+    </w:lvlOverride>
+    <w:lvlOverride w:ilvl="5">
+      <w:startOverride w:val="1"/>
+    </w:lvlOverride>
+    <w:lvlOverride w:ilvl="6">
+      <w:startOverride w:val="1"/>
+    </w:lvlOverride>
+    <w:lvlOverride w:ilvl="7">
+      <w:startOverride w:val="1"/>
+    </w:lvlOverride>
+    <w:lvlOverride w:ilvl="8">
+      <w:startOverride w:val="1"/>
+    </w:lvlOverride>
   </w:num>
   <w:numIdMacAtCleanup w:val="231"/>
 </w:numbering>

--- a/規格文件/Token Dashboard需求規格說明書_V3.2.docx
+++ b/規格文件/Token Dashboard需求規格說明書_V3.2.docx
@@ -15073,9 +15073,9 @@
           <w:noProof/>
         </w:rPr>
         <w:drawing>
-          <wp:inline distT="0" distB="0" distL="0" distR="0" wp14:anchorId="6DF887AB" wp14:editId="415B3ED6">
-            <wp:extent cx="3579972" cy="443132"/>
-            <wp:effectExtent l="0" t="0" r="1905" b="1905"/>
+          <wp:inline distT="0" distB="0" distL="0" distR="0" wp14:anchorId="6DF887AB" wp14:editId="681A0DE3">
+            <wp:extent cx="5057429" cy="626013"/>
+            <wp:effectExtent l="0" t="0" r="0" b="0"/>
             <wp:docPr id="400783443" name="圖片 43"/>
             <wp:cNvGraphicFramePr>
               <a:graphicFrameLocks xmlns:a="http://schemas.openxmlformats.org/drawingml/2006/main" noChangeAspect="1"/>
@@ -15102,7 +15102,7 @@
                   <pic:spPr>
                     <a:xfrm>
                       <a:off x="0" y="0"/>
-                      <a:ext cx="3772481" cy="466961"/>
+                      <a:ext cx="5454641" cy="675180"/>
                     </a:xfrm>
                     <a:prstGeom prst="rect">
                       <a:avLst/>
@@ -15151,6 +15151,9 @@
       <w:pPr>
         <w:pStyle w:val="-5"/>
         <w:spacing w:before="180" w:after="180"/>
+        <w:rPr>
+          <w:rFonts w:hint="eastAsia"/>
+        </w:rPr>
       </w:pPr>
       <w:r>
         <w:t>提供使用者自訂查詢的時間範圍，以進行特定期間的</w:t>
@@ -15182,15 +15185,12 @@
         </w:rPr>
         <w:t>。</w:t>
       </w:r>
-    </w:p>
-    <w:p>
-      <w:pPr>
-        <w:pStyle w:val="-5"/>
-        <w:spacing w:before="180" w:after="180"/>
-        <w:rPr>
-          <w:rFonts w:hint="eastAsia"/>
-        </w:rPr>
-      </w:pPr>
+      <w:r>
+        <w:rPr>
+          <w:rFonts w:hint="eastAsia"/>
+        </w:rPr>
+        <w:t>且</w:t>
+      </w:r>
       <w:r>
         <w:t>系統需支援以下邏輯：</w:t>
       </w:r>
@@ -15283,13 +15283,19 @@
         </w:rPr>
       </w:pPr>
       <w:r>
-        <w:t>日期格式需統一（如</w:t>
+        <w:t>日期格式需統一</w:t>
+      </w:r>
+      <w:r>
+        <w:rPr>
+          <w:rFonts w:hint="eastAsia"/>
+        </w:rPr>
+        <w:t>為</w:t>
       </w:r>
       <w:r>
         <w:t xml:space="preserve"> YYYY/MM/DD</w:t>
       </w:r>
       <w:r>
-        <w:t>），並符合地區化設定</w:t>
+        <w:t>，並符合地區化設定</w:t>
       </w:r>
       <w:r>
         <w:rPr>
@@ -15432,6 +15438,39 @@
         <w:pStyle w:val="6"/>
         <w:spacing w:before="180" w:after="180"/>
       </w:pPr>
+      <w:r>
+        <w:rPr>
+          <w:rFonts w:hint="eastAsia"/>
+        </w:rPr>
+        <w:t>點擊「最近</w:t>
+      </w:r>
+      <w:r>
+        <w:t>7</w:t>
+      </w:r>
+      <w:r>
+        <w:rPr>
+          <w:rFonts w:hint="eastAsia"/>
+        </w:rPr>
+        <w:t>天、最近</w:t>
+      </w:r>
+      <w:r>
+        <w:t>14</w:t>
+      </w:r>
+      <w:r>
+        <w:rPr>
+          <w:rFonts w:hint="eastAsia"/>
+        </w:rPr>
+        <w:t>天、最近</w:t>
+      </w:r>
+      <w:r>
+        <w:t>30</w:t>
+      </w:r>
+      <w:r>
+        <w:rPr>
+          <w:rFonts w:hint="eastAsia"/>
+        </w:rPr>
+        <w:t>天」按鈕時</w:t>
+      </w:r>
       <w:r>
         <w:t>系統自動計算對應的開始與結束日期</w:t>
       </w:r>
@@ -15828,6 +15867,78 @@
     </w:p>
     <w:p>
       <w:pPr>
+        <w:jc w:val="center"/>
+      </w:pPr>
+      <w:r>
+        <w:rPr>
+          <w:rFonts w:hint="eastAsia"/>
+          <w:noProof/>
+        </w:rPr>
+        <w:drawing>
+          <wp:inline distT="0" distB="0" distL="0" distR="0" wp14:anchorId="294910BA" wp14:editId="70ABA23B">
+            <wp:extent cx="1339289" cy="2285805"/>
+            <wp:effectExtent l="0" t="0" r="0" b="635"/>
+            <wp:docPr id="321719756" name="圖片 45"/>
+            <wp:cNvGraphicFramePr>
+              <a:graphicFrameLocks xmlns:a="http://schemas.openxmlformats.org/drawingml/2006/main" noChangeAspect="1"/>
+            </wp:cNvGraphicFramePr>
+            <a:graphic xmlns:a="http://schemas.openxmlformats.org/drawingml/2006/main">
+              <a:graphicData uri="http://schemas.openxmlformats.org/drawingml/2006/picture">
+                <pic:pic xmlns:pic="http://schemas.openxmlformats.org/drawingml/2006/picture">
+                  <pic:nvPicPr>
+                    <pic:cNvPr id="321719756" name="圖片 321719756"/>
+                    <pic:cNvPicPr/>
+                  </pic:nvPicPr>
+                  <pic:blipFill>
+                    <a:blip r:embed="rId17" cstate="print">
+                      <a:extLst>
+                        <a:ext uri="{28A0092B-C50C-407E-A947-70E740481C1C}">
+                          <a14:useLocalDpi xmlns:a14="http://schemas.microsoft.com/office/drawing/2010/main" val="0"/>
+                        </a:ext>
+                      </a:extLst>
+                    </a:blip>
+                    <a:stretch>
+                      <a:fillRect/>
+                    </a:stretch>
+                  </pic:blipFill>
+                  <pic:spPr>
+                    <a:xfrm>
+                      <a:off x="0" y="0"/>
+                      <a:ext cx="1354420" cy="2311629"/>
+                    </a:xfrm>
+                    <a:prstGeom prst="rect">
+                      <a:avLst/>
+                    </a:prstGeom>
+                  </pic:spPr>
+                </pic:pic>
+              </a:graphicData>
+            </a:graphic>
+          </wp:inline>
+        </w:drawing>
+      </w:r>
+    </w:p>
+    <w:p>
+      <w:pPr>
+        <w:jc w:val="center"/>
+        <w:rPr>
+          <w:rFonts w:hint="eastAsia"/>
+        </w:rPr>
+      </w:pPr>
+      <w:r>
+        <w:t>圖</w:t>
+      </w:r>
+      <w:r>
+        <w:t>3</w:t>
+      </w:r>
+      <w:r>
+        <w:t>：</w:t>
+      </w:r>
+      <w:r>
+        <w:t>下拉選單後展開模型列表</w:t>
+      </w:r>
+    </w:p>
+    <w:p>
+      <w:pPr>
         <w:pStyle w:val="5"/>
         <w:spacing w:before="180" w:after="180"/>
       </w:pPr>
@@ -15835,7 +15946,260 @@
         <w:rPr>
           <w:rFonts w:hint="eastAsia"/>
         </w:rPr>
-        <w:t>當選取狀態有所改變時，</w:t>
+        <w:t>使用者選擇</w:t>
+      </w:r>
+      <w:r>
+        <w:t>n</w:t>
+      </w:r>
+      <w:r>
+        <w:rPr>
+          <w:rFonts w:hint="eastAsia"/>
+        </w:rPr>
+        <w:t>個模型時，畫面上應該顯示如下：</w:t>
+      </w:r>
+    </w:p>
+    <w:p>
+      <w:pPr>
+        <w:pStyle w:val="6"/>
+        <w:numPr>
+          <w:ilvl w:val="0"/>
+          <w:numId w:val="347"/>
+        </w:numPr>
+        <w:spacing w:before="180" w:after="180"/>
+      </w:pPr>
+      <w:r>
+        <w:t>全選時顯示：「全部模型（</w:t>
+      </w:r>
+      <w:r>
+        <w:t>X</w:t>
+      </w:r>
+      <w:r>
+        <w:t>）」</w:t>
+      </w:r>
+    </w:p>
+    <w:p>
+      <w:pPr>
+        <w:pStyle w:val="6"/>
+        <w:spacing w:before="180" w:after="180"/>
+      </w:pPr>
+      <w:r>
+        <w:t>多選時顯示：「已選擇</w:t>
+      </w:r>
+      <w:r>
+        <w:t xml:space="preserve"> N </w:t>
+      </w:r>
+      <w:r>
+        <w:t>個模型」</w:t>
+      </w:r>
+    </w:p>
+    <w:p>
+      <w:pPr>
+        <w:pStyle w:val="6"/>
+        <w:spacing w:before="180" w:after="180"/>
+      </w:pPr>
+      <w:r>
+        <w:t>單選時顯示模型名稱（如</w:t>
+      </w:r>
+      <w:r>
+        <w:t xml:space="preserve"> GPT-4</w:t>
+      </w:r>
+      <w:r>
+        <w:t>）</w:t>
+      </w:r>
+    </w:p>
+    <w:p>
+      <w:pPr>
+        <w:jc w:val="center"/>
+      </w:pPr>
+      <w:r>
+        <w:rPr>
+          <w:rFonts w:hint="eastAsia"/>
+          <w:noProof/>
+        </w:rPr>
+        <w:drawing>
+          <wp:inline distT="0" distB="0" distL="0" distR="0" wp14:anchorId="7E9C4BA8" wp14:editId="12303538">
+            <wp:extent cx="1577974" cy="365174"/>
+            <wp:effectExtent l="0" t="0" r="0" b="3175"/>
+            <wp:docPr id="130148855" name="圖片 47"/>
+            <wp:cNvGraphicFramePr>
+              <a:graphicFrameLocks xmlns:a="http://schemas.openxmlformats.org/drawingml/2006/main" noChangeAspect="1"/>
+            </wp:cNvGraphicFramePr>
+            <a:graphic xmlns:a="http://schemas.openxmlformats.org/drawingml/2006/main">
+              <a:graphicData uri="http://schemas.openxmlformats.org/drawingml/2006/picture">
+                <pic:pic xmlns:pic="http://schemas.openxmlformats.org/drawingml/2006/picture">
+                  <pic:nvPicPr>
+                    <pic:cNvPr id="130148855" name="圖片 130148855"/>
+                    <pic:cNvPicPr/>
+                  </pic:nvPicPr>
+                  <pic:blipFill rotWithShape="1">
+                    <a:blip r:embed="rId16" cstate="print">
+                      <a:extLst>
+                        <a:ext uri="{28A0092B-C50C-407E-A947-70E740481C1C}">
+                          <a14:useLocalDpi xmlns:a14="http://schemas.microsoft.com/office/drawing/2010/main" val="0"/>
+                        </a:ext>
+                      </a:extLst>
+                    </a:blip>
+                    <a:srcRect t="32503"/>
+                    <a:stretch>
+                      <a:fillRect/>
+                    </a:stretch>
+                  </pic:blipFill>
+                  <pic:spPr bwMode="auto">
+                    <a:xfrm>
+                      <a:off x="0" y="0"/>
+                      <a:ext cx="1597527" cy="369699"/>
+                    </a:xfrm>
+                    <a:prstGeom prst="rect">
+                      <a:avLst/>
+                    </a:prstGeom>
+                    <a:ln>
+                      <a:noFill/>
+                    </a:ln>
+                    <a:extLst>
+                      <a:ext uri="{53640926-AAD7-44D8-BBD7-CCE9431645EC}">
+                        <a14:shadowObscured xmlns:a14="http://schemas.microsoft.com/office/drawing/2010/main"/>
+                      </a:ext>
+                    </a:extLst>
+                  </pic:spPr>
+                </pic:pic>
+              </a:graphicData>
+            </a:graphic>
+          </wp:inline>
+        </w:drawing>
+      </w:r>
+      <w:r>
+        <w:rPr>
+          <w:rFonts w:hint="eastAsia"/>
+          <w:noProof/>
+        </w:rPr>
+        <w:drawing>
+          <wp:inline distT="0" distB="0" distL="0" distR="0" wp14:anchorId="681F35FD" wp14:editId="716A32EA">
+            <wp:extent cx="1610750" cy="372296"/>
+            <wp:effectExtent l="0" t="0" r="2540" b="0"/>
+            <wp:docPr id="632931216" name="圖片 48"/>
+            <wp:cNvGraphicFramePr>
+              <a:graphicFrameLocks xmlns:a="http://schemas.openxmlformats.org/drawingml/2006/main" noChangeAspect="1"/>
+            </wp:cNvGraphicFramePr>
+            <a:graphic xmlns:a="http://schemas.openxmlformats.org/drawingml/2006/main">
+              <a:graphicData uri="http://schemas.openxmlformats.org/drawingml/2006/picture">
+                <pic:pic xmlns:pic="http://schemas.openxmlformats.org/drawingml/2006/picture">
+                  <pic:nvPicPr>
+                    <pic:cNvPr id="632931216" name="圖片 632931216"/>
+                    <pic:cNvPicPr/>
+                  </pic:nvPicPr>
+                  <pic:blipFill>
+                    <a:blip r:embed="rId18" cstate="print">
+                      <a:extLst>
+                        <a:ext uri="{28A0092B-C50C-407E-A947-70E740481C1C}">
+                          <a14:useLocalDpi xmlns:a14="http://schemas.microsoft.com/office/drawing/2010/main" val="0"/>
+                        </a:ext>
+                      </a:extLst>
+                    </a:blip>
+                    <a:stretch>
+                      <a:fillRect/>
+                    </a:stretch>
+                  </pic:blipFill>
+                  <pic:spPr>
+                    <a:xfrm>
+                      <a:off x="0" y="0"/>
+                      <a:ext cx="1648293" cy="380973"/>
+                    </a:xfrm>
+                    <a:prstGeom prst="rect">
+                      <a:avLst/>
+                    </a:prstGeom>
+                  </pic:spPr>
+                </pic:pic>
+              </a:graphicData>
+            </a:graphic>
+          </wp:inline>
+        </w:drawing>
+      </w:r>
+      <w:r>
+        <w:rPr>
+          <w:noProof/>
+        </w:rPr>
+        <w:drawing>
+          <wp:inline distT="0" distB="0" distL="0" distR="0" wp14:anchorId="38050A12" wp14:editId="2A3EE02E">
+            <wp:extent cx="1533379" cy="349848"/>
+            <wp:effectExtent l="0" t="0" r="3810" b="6350"/>
+            <wp:docPr id="35767025" name="圖片 49"/>
+            <wp:cNvGraphicFramePr>
+              <a:graphicFrameLocks xmlns:a="http://schemas.openxmlformats.org/drawingml/2006/main" noChangeAspect="1"/>
+            </wp:cNvGraphicFramePr>
+            <a:graphic xmlns:a="http://schemas.openxmlformats.org/drawingml/2006/main">
+              <a:graphicData uri="http://schemas.openxmlformats.org/drawingml/2006/picture">
+                <pic:pic xmlns:pic="http://schemas.openxmlformats.org/drawingml/2006/picture">
+                  <pic:nvPicPr>
+                    <pic:cNvPr id="35767025" name="圖片 35767025"/>
+                    <pic:cNvPicPr/>
+                  </pic:nvPicPr>
+                  <pic:blipFill>
+                    <a:blip r:embed="rId19">
+                      <a:extLst>
+                        <a:ext uri="{28A0092B-C50C-407E-A947-70E740481C1C}">
+                          <a14:useLocalDpi xmlns:a14="http://schemas.microsoft.com/office/drawing/2010/main" val="0"/>
+                        </a:ext>
+                      </a:extLst>
+                    </a:blip>
+                    <a:stretch>
+                      <a:fillRect/>
+                    </a:stretch>
+                  </pic:blipFill>
+                  <pic:spPr>
+                    <a:xfrm>
+                      <a:off x="0" y="0"/>
+                      <a:ext cx="1768442" cy="403479"/>
+                    </a:xfrm>
+                    <a:prstGeom prst="rect">
+                      <a:avLst/>
+                    </a:prstGeom>
+                  </pic:spPr>
+                </pic:pic>
+              </a:graphicData>
+            </a:graphic>
+          </wp:inline>
+        </w:drawing>
+      </w:r>
+    </w:p>
+    <w:p>
+      <w:pPr>
+        <w:jc w:val="center"/>
+        <w:rPr>
+          <w:rFonts w:hint="eastAsia"/>
+        </w:rPr>
+      </w:pPr>
+      <w:r>
+        <w:t>圖</w:t>
+      </w:r>
+      <w:r>
+        <w:t>4</w:t>
+      </w:r>
+      <w:r>
+        <w:t>：</w:t>
+      </w:r>
+      <w:r>
+        <w:rPr>
+          <w:rFonts w:hint="eastAsia"/>
+        </w:rPr>
+        <w:t>全選、多選、單選</w:t>
+      </w:r>
+    </w:p>
+    <w:p>
+      <w:pPr>
+        <w:pStyle w:val="5"/>
+        <w:spacing w:before="180" w:after="180"/>
+      </w:pPr>
+      <w:r>
+        <w:rPr>
+          <w:rFonts w:hint="eastAsia"/>
+        </w:rPr>
+        <w:t>當</w:t>
+      </w:r>
+      <w:r>
+        <w:rPr>
+          <w:rFonts w:hint="eastAsia"/>
+        </w:rPr>
+        <w:t>選取狀態有所改變時，</w:t>
       </w:r>
       <w:r>
         <w:t>操作應為即時觸發（</w:t>
@@ -15856,6 +16220,7 @@
         <w:rPr>
           <w:rFonts w:hint="eastAsia"/>
         </w:rPr>
+        <w:lastRenderedPageBreak/>
         <w:t>全選功能，提供使用者一鍵選取所有模型。</w:t>
       </w:r>
     </w:p>
@@ -15863,9 +16228,6 @@
       <w:pPr>
         <w:pStyle w:val="5"/>
         <w:spacing w:before="180" w:after="180"/>
-        <w:rPr>
-          <w:rFonts w:hint="eastAsia"/>
-        </w:rPr>
       </w:pPr>
       <w:r>
         <w:t>清除功能，</w:t>
@@ -15875,6 +16237,77 @@
           <w:rFonts w:hint="eastAsia"/>
         </w:rPr>
         <w:t>一鍵取消所有模型選取，若全部取消時顯示提示訊息，文字為「需至少選擇一個模型」。</w:t>
+      </w:r>
+    </w:p>
+    <w:p>
+      <w:pPr>
+        <w:jc w:val="center"/>
+      </w:pPr>
+      <w:r>
+        <w:rPr>
+          <w:noProof/>
+        </w:rPr>
+        <w:drawing>
+          <wp:inline distT="0" distB="0" distL="0" distR="0" wp14:anchorId="5F915782" wp14:editId="6E34BCB8">
+            <wp:extent cx="1914810" cy="829993"/>
+            <wp:effectExtent l="0" t="0" r="3175" b="0"/>
+            <wp:docPr id="1001123757" name="圖片 46"/>
+            <wp:cNvGraphicFramePr>
+              <a:graphicFrameLocks xmlns:a="http://schemas.openxmlformats.org/drawingml/2006/main" noChangeAspect="1"/>
+            </wp:cNvGraphicFramePr>
+            <a:graphic xmlns:a="http://schemas.openxmlformats.org/drawingml/2006/main">
+              <a:graphicData uri="http://schemas.openxmlformats.org/drawingml/2006/picture">
+                <pic:pic xmlns:pic="http://schemas.openxmlformats.org/drawingml/2006/picture">
+                  <pic:nvPicPr>
+                    <pic:cNvPr id="1001123757" name="圖片 1001123757"/>
+                    <pic:cNvPicPr/>
+                  </pic:nvPicPr>
+                  <pic:blipFill>
+                    <a:blip r:embed="rId20" cstate="print">
+                      <a:extLst>
+                        <a:ext uri="{28A0092B-C50C-407E-A947-70E740481C1C}">
+                          <a14:useLocalDpi xmlns:a14="http://schemas.microsoft.com/office/drawing/2010/main" val="0"/>
+                        </a:ext>
+                      </a:extLst>
+                    </a:blip>
+                    <a:stretch>
+                      <a:fillRect/>
+                    </a:stretch>
+                  </pic:blipFill>
+                  <pic:spPr>
+                    <a:xfrm>
+                      <a:off x="0" y="0"/>
+                      <a:ext cx="1944771" cy="842980"/>
+                    </a:xfrm>
+                    <a:prstGeom prst="rect">
+                      <a:avLst/>
+                    </a:prstGeom>
+                  </pic:spPr>
+                </pic:pic>
+              </a:graphicData>
+            </a:graphic>
+          </wp:inline>
+        </w:drawing>
+      </w:r>
+    </w:p>
+    <w:p>
+      <w:pPr>
+        <w:jc w:val="center"/>
+      </w:pPr>
+      <w:r>
+        <w:t>圖</w:t>
+      </w:r>
+      <w:r>
+        <w:t>4</w:t>
+      </w:r>
+      <w:r>
+        <w:t>：</w:t>
+      </w:r>
+      <w:r>
+        <w:rPr>
+          <w:rFonts w:hint="eastAsia"/>
+        </w:rPr>
+        <w:t>至少需選一個模型提示</w:t>
       </w:r>
     </w:p>
     <w:p>
@@ -15902,6 +16335,62 @@
           <w:rFonts w:hint="eastAsia"/>
         </w:rPr>
       </w:pPr>
+      <w:r>
+        <w:rPr>
+          <w:rFonts w:hint="eastAsia"/>
+        </w:rPr>
+        <w:t xml:space="preserve">　　　</w:t>
+      </w:r>
+      <w:r>
+        <w:t xml:space="preserve"> </w:t>
+      </w:r>
+      <w:r>
+        <w:rPr>
+          <w:rFonts w:hint="eastAsia"/>
+          <w:noProof/>
+        </w:rPr>
+        <w:drawing>
+          <wp:inline distT="0" distB="0" distL="0" distR="0" wp14:anchorId="6D08E5EF" wp14:editId="1BEAE41A">
+            <wp:extent cx="1009860" cy="422031"/>
+            <wp:effectExtent l="0" t="0" r="0" b="0"/>
+            <wp:docPr id="342219091" name="圖片 50"/>
+            <wp:cNvGraphicFramePr>
+              <a:graphicFrameLocks xmlns:a="http://schemas.openxmlformats.org/drawingml/2006/main" noChangeAspect="1"/>
+            </wp:cNvGraphicFramePr>
+            <a:graphic xmlns:a="http://schemas.openxmlformats.org/drawingml/2006/main">
+              <a:graphicData uri="http://schemas.openxmlformats.org/drawingml/2006/picture">
+                <pic:pic xmlns:pic="http://schemas.openxmlformats.org/drawingml/2006/picture">
+                  <pic:nvPicPr>
+                    <pic:cNvPr id="342219091" name="圖片 342219091"/>
+                    <pic:cNvPicPr/>
+                  </pic:nvPicPr>
+                  <pic:blipFill>
+                    <a:blip r:embed="rId21">
+                      <a:extLst>
+                        <a:ext uri="{28A0092B-C50C-407E-A947-70E740481C1C}">
+                          <a14:useLocalDpi xmlns:a14="http://schemas.microsoft.com/office/drawing/2010/main" val="0"/>
+                        </a:ext>
+                      </a:extLst>
+                    </a:blip>
+                    <a:stretch>
+                      <a:fillRect/>
+                    </a:stretch>
+                  </pic:blipFill>
+                  <pic:spPr>
+                    <a:xfrm>
+                      <a:off x="0" y="0"/>
+                      <a:ext cx="1013798" cy="423677"/>
+                    </a:xfrm>
+                    <a:prstGeom prst="rect">
+                      <a:avLst/>
+                    </a:prstGeom>
+                  </pic:spPr>
+                </pic:pic>
+              </a:graphicData>
+            </a:graphic>
+          </wp:inline>
+        </w:drawing>
+      </w:r>
     </w:p>
     <w:p>
       <w:pPr>
@@ -15922,7 +16411,16 @@
         <w:spacing w:before="180" w:after="180"/>
       </w:pPr>
       <w:r>
-        <w:t>內。</w:t>
+        <w:rPr>
+          <w:rFonts w:hint="eastAsia"/>
+        </w:rPr>
+        <w:t>點擊「重設篩選」將所有篩選條件回覆成預設值</w:t>
+      </w:r>
+      <w:r>
+        <w:rPr>
+          <w:rFonts w:hint="eastAsia"/>
+        </w:rPr>
+        <w:t>。</w:t>
       </w:r>
     </w:p>
     <w:p>
@@ -16050,7 +16548,6 @@
           <w:rFonts w:ascii="Microsoft YaHei" w:eastAsia="Microsoft YaHei" w:hAnsi="Microsoft YaHei" w:cs="Times New Roman"/>
           <w:noProof/>
         </w:rPr>
-        <w:lastRenderedPageBreak/>
         <mc:AlternateContent>
           <mc:Choice Requires="wps">
             <w:drawing>
@@ -16138,7 +16635,7 @@
                     <pic:cNvPicPr/>
                   </pic:nvPicPr>
                   <pic:blipFill>
-                    <a:blip r:embed="rId17">
+                    <a:blip r:embed="rId22">
                       <a:extLst>
                         <a:ext uri="{28A0092B-C50C-407E-A947-70E740481C1C}">
                           <a14:useLocalDpi xmlns:a14="http://schemas.microsoft.com/office/drawing/2010/main" val="0"/>
@@ -16202,7 +16699,7 @@
                     <pic:cNvPicPr/>
                   </pic:nvPicPr>
                   <pic:blipFill>
-                    <a:blip r:embed="rId18">
+                    <a:blip r:embed="rId23">
                       <a:extLst>
                         <a:ext uri="{28A0092B-C50C-407E-A947-70E740481C1C}">
                           <a14:useLocalDpi xmlns:a14="http://schemas.microsoft.com/office/drawing/2010/main" val="0"/>
@@ -16254,6 +16751,7 @@
         <w:spacing w:before="180" w:after="180"/>
       </w:pPr>
       <w:r>
+        <w:lastRenderedPageBreak/>
         <w:t>功能說明：</w:t>
       </w:r>
     </w:p>
@@ -16493,7 +16991,7 @@
                     <pic:cNvPicPr/>
                   </pic:nvPicPr>
                   <pic:blipFill>
-                    <a:blip r:embed="rId19">
+                    <a:blip r:embed="rId24">
                       <a:extLst>
                         <a:ext uri="{28A0092B-C50C-407E-A947-70E740481C1C}">
                           <a14:useLocalDpi xmlns:a14="http://schemas.microsoft.com/office/drawing/2010/main" val="0"/>
@@ -16581,7 +17079,6 @@
         <w:spacing w:before="180" w:after="180"/>
       </w:pPr>
       <w:r>
-        <w:lastRenderedPageBreak/>
         <w:t>錯誤處理與邊界情況：</w:t>
       </w:r>
       <w:r>
@@ -16610,7 +17107,7 @@
                     <pic:cNvPicPr/>
                   </pic:nvPicPr>
                   <pic:blipFill>
-                    <a:blip r:embed="rId20">
+                    <a:blip r:embed="rId25">
                       <a:extLst>
                         <a:ext uri="{28A0092B-C50C-407E-A947-70E740481C1C}">
                           <a14:useLocalDpi xmlns:a14="http://schemas.microsoft.com/office/drawing/2010/main" val="0"/>
@@ -16671,7 +17168,7 @@
                     <pic:cNvPicPr/>
                   </pic:nvPicPr>
                   <pic:blipFill>
-                    <a:blip r:embed="rId21">
+                    <a:blip r:embed="rId26">
                       <a:extLst>
                         <a:ext uri="{28A0092B-C50C-407E-A947-70E740481C1C}">
                           <a14:useLocalDpi xmlns:a14="http://schemas.microsoft.com/office/drawing/2010/main" val="0"/>
@@ -16732,7 +17229,7 @@
                     <pic:cNvPicPr/>
                   </pic:nvPicPr>
                   <pic:blipFill>
-                    <a:blip r:embed="rId22">
+                    <a:blip r:embed="rId27">
                       <a:extLst>
                         <a:ext uri="{28A0092B-C50C-407E-A947-70E740481C1C}">
                           <a14:useLocalDpi xmlns:a14="http://schemas.microsoft.com/office/drawing/2010/main" val="0"/>
@@ -16790,7 +17287,7 @@
                     <pic:cNvPicPr/>
                   </pic:nvPicPr>
                   <pic:blipFill>
-                    <a:blip r:embed="rId23">
+                    <a:blip r:embed="rId28">
                       <a:extLst>
                         <a:ext uri="{28A0092B-C50C-407E-A947-70E740481C1C}">
                           <a14:useLocalDpi xmlns:a14="http://schemas.microsoft.com/office/drawing/2010/main" val="0"/>
@@ -16839,7 +17336,7 @@
                     <pic:cNvPicPr/>
                   </pic:nvPicPr>
                   <pic:blipFill>
-                    <a:blip r:embed="rId24">
+                    <a:blip r:embed="rId29">
                       <a:extLst>
                         <a:ext uri="{28A0092B-C50C-407E-A947-70E740481C1C}">
                           <a14:useLocalDpi xmlns:a14="http://schemas.microsoft.com/office/drawing/2010/main" val="0"/>
@@ -16866,7 +17363,11 @@
         </w:drawing>
       </w:r>
       <w:r>
-        <w:t>」，使用者可選用預設的「全部範圍」，或自行指定「知識目錄」。此模式為一問一答的</w:t>
+        <w:t>」，使用者可選用預設的「全部範圍」，或自行</w:t>
+      </w:r>
+      <w:r>
+        <w:lastRenderedPageBreak/>
+        <w:t>指定「知識目錄」。此模式為一問一答的</w:t>
       </w:r>
       <w:r>
         <w:t>QA</w:t>
@@ -16912,7 +17413,7 @@
                     <pic:cNvPicPr/>
                   </pic:nvPicPr>
                   <pic:blipFill>
-                    <a:blip r:embed="rId25">
+                    <a:blip r:embed="rId30">
                       <a:extLst>
                         <a:ext uri="{28A0092B-C50C-407E-A947-70E740481C1C}">
                           <a14:useLocalDpi xmlns:a14="http://schemas.microsoft.com/office/drawing/2010/main" val="0"/>
@@ -16961,7 +17462,7 @@
                     <pic:cNvPicPr/>
                   </pic:nvPicPr>
                   <pic:blipFill>
-                    <a:blip r:embed="rId24">
+                    <a:blip r:embed="rId29">
                       <a:extLst>
                         <a:ext uri="{28A0092B-C50C-407E-A947-70E740481C1C}">
                           <a14:useLocalDpi xmlns:a14="http://schemas.microsoft.com/office/drawing/2010/main" val="0"/>
@@ -17200,7 +17701,6 @@
         <w:spacing w:before="180" w:after="180"/>
       </w:pPr>
       <w:r>
-        <w:lastRenderedPageBreak/>
         <w:t>點擊「</w:t>
       </w:r>
       <w:r>
@@ -17223,7 +17723,7 @@
                     <pic:cNvPicPr/>
                   </pic:nvPicPr>
                   <pic:blipFill>
-                    <a:blip r:embed="rId26" cstate="print">
+                    <a:blip r:embed="rId31" cstate="print">
                       <a:extLst>
                         <a:ext uri="{28A0092B-C50C-407E-A947-70E740481C1C}">
                           <a14:useLocalDpi xmlns:a14="http://schemas.microsoft.com/office/drawing/2010/main" val="0"/>
@@ -17298,6 +17798,7 @@
           <w:rFonts w:ascii="Microsoft YaHei" w:eastAsia="Microsoft YaHei" w:hAnsi="Microsoft YaHei" w:cs="Times New Roman"/>
           <w:noProof/>
         </w:rPr>
+        <w:lastRenderedPageBreak/>
         <mc:AlternateContent>
           <mc:Choice Requires="wps">
             <w:drawing>
@@ -18026,7 +18527,7 @@
                     <pic:cNvPicPr/>
                   </pic:nvPicPr>
                   <pic:blipFill>
-                    <a:blip r:embed="rId27">
+                    <a:blip r:embed="rId32">
                       <a:extLst>
                         <a:ext uri="{28A0092B-C50C-407E-A947-70E740481C1C}">
                           <a14:useLocalDpi xmlns:a14="http://schemas.microsoft.com/office/drawing/2010/main" val="0"/>
@@ -18072,7 +18573,7 @@
                     <pic:cNvPicPr/>
                   </pic:nvPicPr>
                   <pic:blipFill>
-                    <a:blip r:embed="rId28">
+                    <a:blip r:embed="rId33">
                       <a:extLst>
                         <a:ext uri="{28A0092B-C50C-407E-A947-70E740481C1C}">
                           <a14:useLocalDpi xmlns:a14="http://schemas.microsoft.com/office/drawing/2010/main" val="0"/>
@@ -18274,7 +18775,7 @@
                     <pic:cNvPicPr/>
                   </pic:nvPicPr>
                   <pic:blipFill>
-                    <a:blip r:embed="rId29">
+                    <a:blip r:embed="rId34">
                       <a:extLst>
                         <a:ext uri="{28A0092B-C50C-407E-A947-70E740481C1C}">
                           <a14:useLocalDpi xmlns:a14="http://schemas.microsoft.com/office/drawing/2010/main" val="0"/>
@@ -18329,7 +18830,7 @@
                     <pic:cNvPicPr/>
                   </pic:nvPicPr>
                   <pic:blipFill>
-                    <a:blip r:embed="rId30">
+                    <a:blip r:embed="rId35">
                       <a:extLst>
                         <a:ext uri="{28A0092B-C50C-407E-A947-70E740481C1C}">
                           <a14:useLocalDpi xmlns:a14="http://schemas.microsoft.com/office/drawing/2010/main" val="0"/>
@@ -18374,7 +18875,6 @@
         <w:spacing w:before="180" w:after="180"/>
       </w:pPr>
       <w:r>
-        <w:lastRenderedPageBreak/>
         <w:t xml:space="preserve">STT </w:t>
       </w:r>
       <w:r>
@@ -18426,6 +18926,7 @@
         <w:br/>
       </w:r>
       <w:r>
+        <w:lastRenderedPageBreak/>
         <w:t>快速操作區提供「新增聊天」與「建立</w:t>
       </w:r>
       <w:r>
@@ -18540,7 +19041,6 @@
           <w:rFonts w:ascii="Microsoft YaHei" w:eastAsia="Microsoft YaHei" w:hAnsi="Microsoft YaHei" w:cs="Times New Roman"/>
           <w:noProof/>
         </w:rPr>
-        <w:lastRenderedPageBreak/>
         <mc:AlternateContent>
           <mc:Choice Requires="wps">
             <w:drawing>
@@ -18884,7 +19384,7 @@
                     <pic:cNvPicPr/>
                   </pic:nvPicPr>
                   <pic:blipFill rotWithShape="1">
-                    <a:blip r:embed="rId31">
+                    <a:blip r:embed="rId36">
                       <a:extLst>
                         <a:ext uri="{28A0092B-C50C-407E-A947-70E740481C1C}">
                           <a14:useLocalDpi xmlns:a14="http://schemas.microsoft.com/office/drawing/2010/main" val="0"/>
@@ -18943,7 +19443,7 @@
                     <pic:cNvPicPr/>
                   </pic:nvPicPr>
                   <pic:blipFill rotWithShape="1">
-                    <a:blip r:embed="rId32">
+                    <a:blip r:embed="rId37">
                       <a:extLst>
                         <a:ext uri="{28A0092B-C50C-407E-A947-70E740481C1C}">
                           <a14:useLocalDpi xmlns:a14="http://schemas.microsoft.com/office/drawing/2010/main" val="0"/>
@@ -19020,6 +19520,7 @@
           <w:sz w:val="26"/>
           <w:szCs w:val="26"/>
         </w:rPr>
+        <w:lastRenderedPageBreak/>
         <w:drawing>
           <wp:inline distT="0" distB="0" distL="0" distR="0" wp14:anchorId="08460D99" wp14:editId="02845EC8">
             <wp:extent cx="1890000" cy="337343"/>
@@ -19036,7 +19537,7 @@
                     <pic:cNvPicPr/>
                   </pic:nvPicPr>
                   <pic:blipFill rotWithShape="1">
-                    <a:blip r:embed="rId32">
+                    <a:blip r:embed="rId37">
                       <a:extLst>
                         <a:ext uri="{28A0092B-C50C-407E-A947-70E740481C1C}">
                           <a14:useLocalDpi xmlns:a14="http://schemas.microsoft.com/office/drawing/2010/main" val="0"/>
@@ -19165,7 +19666,6 @@
           <w:rFonts w:ascii="Microsoft YaHei" w:eastAsia="Microsoft YaHei" w:hAnsi="Microsoft YaHei" w:cs="Times New Roman"/>
           <w:noProof/>
         </w:rPr>
-        <w:lastRenderedPageBreak/>
         <mc:AlternateContent>
           <mc:Choice Requires="wps">
             <w:drawing>
@@ -19251,7 +19751,7 @@
                     <pic:cNvPicPr/>
                   </pic:nvPicPr>
                   <pic:blipFill rotWithShape="1">
-                    <a:blip r:embed="rId32">
+                    <a:blip r:embed="rId37">
                       <a:extLst>
                         <a:ext uri="{28A0092B-C50C-407E-A947-70E740481C1C}">
                           <a14:useLocalDpi xmlns:a14="http://schemas.microsoft.com/office/drawing/2010/main" val="0"/>
@@ -20016,7 +20516,7 @@
                     <pic:cNvPicPr/>
                   </pic:nvPicPr>
                   <pic:blipFill>
-                    <a:blip r:embed="rId33">
+                    <a:blip r:embed="rId38">
                       <a:extLst>
                         <a:ext uri="{28A0092B-C50C-407E-A947-70E740481C1C}">
                           <a14:useLocalDpi xmlns:a14="http://schemas.microsoft.com/office/drawing/2010/main" val="0"/>
@@ -20084,6 +20584,7 @@
         <w:spacing w:before="180" w:after="180"/>
       </w:pPr>
       <w:r>
+        <w:lastRenderedPageBreak/>
         <w:t>功能說明：</w:t>
       </w:r>
     </w:p>
@@ -20181,7 +20682,7 @@
                     <pic:cNvPicPr/>
                   </pic:nvPicPr>
                   <pic:blipFill>
-                    <a:blip r:embed="rId34">
+                    <a:blip r:embed="rId39">
                       <a:extLst>
                         <a:ext uri="{28A0092B-C50C-407E-A947-70E740481C1C}">
                           <a14:useLocalDpi xmlns:a14="http://schemas.microsoft.com/office/drawing/2010/main" val="0"/>
@@ -20299,148 +20800,243 @@
         <w:ind w:left="2608"/>
       </w:pPr>
       <w:r>
+        <w:t>名稱（必填），替你的小幫手取個名字吧！建立完成後，</w:t>
+      </w:r>
+      <w:proofErr w:type="spellStart"/>
+      <w:r>
+        <w:t>MyQbi</w:t>
+      </w:r>
+      <w:proofErr w:type="spellEnd"/>
+      <w:r>
+        <w:t xml:space="preserve"> </w:t>
+      </w:r>
+      <w:r>
+        <w:t>會出現在側邊欄，例如：文件摘要大師、行銷文案寫手等角色，都能由你自由打造。</w:t>
+      </w:r>
+    </w:p>
+    <w:p>
+      <w:pPr>
+        <w:pStyle w:val="5"/>
+        <w:spacing w:before="180" w:after="180"/>
+      </w:pPr>
+      <w:r>
+        <w:t>指令區（必填），提供『預設範例』，協助您快速建立專屬助理外，也支援自訂</w:t>
+      </w:r>
+      <w:r>
+        <w:t xml:space="preserve"> Prompt</w:t>
+      </w:r>
+      <w:r>
+        <w:t>，讓您自由設定角色與行為。</w:t>
+      </w:r>
+    </w:p>
+    <w:p>
+      <w:pPr>
+        <w:pStyle w:val="5"/>
+        <w:spacing w:before="180" w:after="180"/>
+      </w:pPr>
+      <w:r>
+        <w:t>對話啟動區（必填），為小助手建立完成後的互動引導模組，協助</w:t>
+      </w:r>
+      <w:r>
+        <w:rPr>
+          <w:rFonts w:hint="eastAsia"/>
+        </w:rPr>
+        <w:t>使用者</w:t>
+      </w:r>
+      <w:r>
+        <w:t>快速理解助理可協助的範圍並順利展開首次對話。系統預設提供四組常用啟動語（如：協助釐清需求、分析問題、生成內容、優化素材等），</w:t>
+      </w:r>
+      <w:r>
+        <w:rPr>
+          <w:rFonts w:hint="eastAsia"/>
+        </w:rPr>
+        <w:t>使用者</w:t>
+      </w:r>
+      <w:r>
+        <w:t>亦可依情境自由修改與替換，以降低操作門檻並提升整體互動體驗。」</w:t>
+      </w:r>
+    </w:p>
+    <w:p>
+      <w:pPr>
+        <w:pStyle w:val="5"/>
+        <w:spacing w:before="180" w:after="180"/>
+      </w:pPr>
+      <w:r>
+        <w:t>知識庫區（必填），提供</w:t>
+      </w:r>
+      <w:r>
+        <w:rPr>
+          <w:rFonts w:hint="eastAsia"/>
+        </w:rPr>
+        <w:t>使用者</w:t>
+      </w:r>
+      <w:r>
+        <w:t>在建立小助手時自行導入內容來源，包括上傳檔案</w:t>
+      </w:r>
+      <w:r>
+        <w:t>(PPT</w:t>
+      </w:r>
+      <w:r>
+        <w:rPr>
+          <w:rFonts w:hint="eastAsia"/>
+        </w:rPr>
+        <w:t>、</w:t>
+      </w:r>
+      <w:r>
+        <w:t>PDF</w:t>
+      </w:r>
+      <w:r>
+        <w:rPr>
+          <w:rFonts w:hint="eastAsia"/>
+        </w:rPr>
+        <w:t>、</w:t>
+      </w:r>
+      <w:r>
+        <w:t>Word</w:t>
+      </w:r>
+      <w:r>
+        <w:rPr>
+          <w:rFonts w:hint="eastAsia"/>
+        </w:rPr>
+        <w:t>、</w:t>
+      </w:r>
+      <w:r>
+        <w:t>Excel)</w:t>
+      </w:r>
+      <w:r>
+        <w:t>或選取既有知識。系統會將這些文件或知識內容解析為可供大語言模型（</w:t>
+      </w:r>
+      <w:r>
+        <w:t>LLM</w:t>
+      </w:r>
+      <w:r>
+        <w:t>）檢索的向量化資料，並在後續對話中與</w:t>
+      </w:r>
+      <w:r>
+        <w:rPr>
+          <w:rFonts w:hint="eastAsia"/>
+        </w:rPr>
+        <w:t>使用者</w:t>
+      </w:r>
+      <w:r>
+        <w:t>的問題一併送入模型進行推理。透過此設計，小助手能基於使用者指定的資料進行回答，確保回覆內容更</w:t>
+      </w:r>
+      <w:r>
         <w:lastRenderedPageBreak/>
-        <w:t>名稱（必填），替你的小幫手取個名字吧！建立完成後，</w:t>
+        <w:t>貼近實際情境與需求。除此之外知識庫可以支援多筆資料來源，並可依助手角色自由調整，確保小助手具備明確且可靠的參考基礎，進一步提升回覆品質與專業度。</w:t>
+      </w:r>
+    </w:p>
+    <w:p>
+      <w:pPr>
+        <w:pStyle w:val="5"/>
+        <w:spacing w:before="180" w:after="180"/>
+      </w:pPr>
+      <w:r>
+        <w:t>第三方工具整合連接</w:t>
+      </w:r>
+      <w:r>
+        <w:rPr>
+          <w:rFonts w:hint="eastAsia"/>
+        </w:rPr>
+        <w:t>，</w:t>
+      </w:r>
+      <w:r>
+        <w:rPr>
+          <w:rFonts w:hint="eastAsia"/>
+        </w:rPr>
+        <w:t>為提升</w:t>
+      </w:r>
+      <w:r>
+        <w:rPr>
+          <w:rFonts w:hint="eastAsia"/>
+        </w:rPr>
+        <w:t xml:space="preserve"> </w:t>
       </w:r>
       <w:proofErr w:type="spellStart"/>
       <w:r>
+        <w:rPr>
+          <w:rFonts w:hint="eastAsia"/>
+        </w:rPr>
         <w:t>MyQbi</w:t>
       </w:r>
       <w:proofErr w:type="spellEnd"/>
       <w:r>
+        <w:rPr>
+          <w:rFonts w:hint="eastAsia"/>
+        </w:rPr>
         <w:t xml:space="preserve"> </w:t>
       </w:r>
       <w:r>
-        <w:t>會出現在側邊欄，例如：文件摘要大師、行銷文案寫手等角色，都能由你自由打造。</w:t>
-      </w:r>
-    </w:p>
-    <w:p>
-      <w:pPr>
-        <w:pStyle w:val="5"/>
-        <w:spacing w:before="180" w:after="180"/>
-      </w:pPr>
-      <w:r>
-        <w:t>指令區（必填），提供『預設範例』，協助您快速建立專屬助理外，也支援自訂</w:t>
-      </w:r>
-      <w:r>
-        <w:t xml:space="preserve"> Prompt</w:t>
-      </w:r>
-      <w:r>
-        <w:t>，讓您自由設定角色與行為。</w:t>
-      </w:r>
-    </w:p>
-    <w:p>
-      <w:pPr>
-        <w:pStyle w:val="5"/>
-        <w:spacing w:before="180" w:after="180"/>
-      </w:pPr>
-      <w:r>
-        <w:t>對話啟動區（必填），為小助手建立完成後的互動引導模組，協助</w:t>
-      </w:r>
-      <w:r>
-        <w:rPr>
-          <w:rFonts w:hint="eastAsia"/>
-        </w:rPr>
-        <w:t>使用者</w:t>
-      </w:r>
-      <w:r>
-        <w:t>快速理解助理可協助的範圍並順利展開首次對話。系統預設提供四組常用啟動語（如：協助釐清需求、分析問題、生成內容、優化素材等），</w:t>
-      </w:r>
-      <w:r>
-        <w:rPr>
-          <w:rFonts w:hint="eastAsia"/>
-        </w:rPr>
-        <w:t>使用者</w:t>
-      </w:r>
-      <w:r>
-        <w:t>亦可依情境自由修改與替換，以降低操作門檻並提升整體互動體驗。」</w:t>
-      </w:r>
-    </w:p>
-    <w:p>
-      <w:pPr>
-        <w:pStyle w:val="5"/>
-        <w:spacing w:before="180" w:after="180"/>
-      </w:pPr>
-      <w:r>
-        <w:t>知識庫區（必填），提供</w:t>
-      </w:r>
-      <w:r>
-        <w:rPr>
-          <w:rFonts w:hint="eastAsia"/>
-        </w:rPr>
-        <w:t>使用者</w:t>
-      </w:r>
-      <w:r>
-        <w:t>在建立小助手時自行導入內容來源，包括上傳檔案</w:t>
-      </w:r>
-      <w:r>
-        <w:t>(PPT</w:t>
-      </w:r>
-      <w:r>
-        <w:rPr>
-          <w:rFonts w:hint="eastAsia"/>
-        </w:rPr>
-        <w:t>、</w:t>
-      </w:r>
-      <w:r>
-        <w:t>PDF</w:t>
-      </w:r>
-      <w:r>
-        <w:rPr>
-          <w:rFonts w:hint="eastAsia"/>
-        </w:rPr>
-        <w:t>、</w:t>
-      </w:r>
-      <w:r>
-        <w:t>Word</w:t>
-      </w:r>
-      <w:r>
-        <w:rPr>
-          <w:rFonts w:hint="eastAsia"/>
-        </w:rPr>
-        <w:t>、</w:t>
-      </w:r>
-      <w:r>
-        <w:t>Excel)</w:t>
-      </w:r>
-      <w:r>
-        <w:t>或選取既有知識。系統會將這些文件或知識內容解析為可供大語言模型（</w:t>
-      </w:r>
-      <w:r>
-        <w:t>LLM</w:t>
-      </w:r>
-      <w:r>
-        <w:t>）檢索的向量化資料，並在後續對話中與</w:t>
-      </w:r>
-      <w:r>
-        <w:rPr>
-          <w:rFonts w:hint="eastAsia"/>
-        </w:rPr>
-        <w:t>使用者</w:t>
-      </w:r>
-      <w:r>
-        <w:t>的問題一併送入模型進行推理。透過此設計，小助手能基於使用者指定的資料進行回答，確保回覆內容更貼近實際情境與需求。除此之外知識庫可以支援多筆資料來源，並可依助手角色自由調整，確保小助手具備明確且可靠的參考基礎，進一步提升回覆品質與專業度。</w:t>
-      </w:r>
-    </w:p>
-    <w:p>
-      <w:pPr>
-        <w:pStyle w:val="5"/>
-        <w:spacing w:before="180" w:after="180"/>
-      </w:pPr>
-      <w:r>
-        <w:t>第三方工具整合連接</w:t>
-      </w:r>
-      <w:r>
-        <w:rPr>
-          <w:rFonts w:hint="eastAsia"/>
-        </w:rPr>
-        <w:t>，</w:t>
-      </w:r>
-      <w:r>
-        <w:rPr>
-          <w:rFonts w:hint="eastAsia"/>
-        </w:rPr>
-        <w:t>為提升</w:t>
+        <w:rPr>
+          <w:rFonts w:hint="eastAsia"/>
+        </w:rPr>
+        <w:t>平台之擴展能力與應用彈性，新增</w:t>
+      </w:r>
+      <w:r>
+        <w:rPr>
+          <w:rFonts w:hint="eastAsia"/>
+        </w:rPr>
+        <w:t xml:space="preserve"> MCP</w:t>
+      </w:r>
+      <w:r>
+        <w:rPr>
+          <w:rFonts w:hint="eastAsia"/>
+        </w:rPr>
+        <w:t>（</w:t>
+      </w:r>
+      <w:r>
+        <w:rPr>
+          <w:rFonts w:hint="eastAsia"/>
+        </w:rPr>
+        <w:t>Model Context Protocol</w:t>
+      </w:r>
+      <w:r>
+        <w:rPr>
+          <w:rFonts w:hint="eastAsia"/>
+        </w:rPr>
+        <w:t>）連接功能。</w:t>
+      </w:r>
+      <w:r>
+        <w:rPr>
+          <w:rFonts w:hint="eastAsia"/>
+        </w:rPr>
+        <w:t>本功能目的在於：</w:t>
+      </w:r>
+    </w:p>
+    <w:p>
+      <w:pPr>
+        <w:pStyle w:val="6"/>
+        <w:spacing w:before="180" w:after="180"/>
+      </w:pPr>
+      <w:r>
+        <w:rPr>
+          <w:rFonts w:hint="eastAsia"/>
+        </w:rPr>
+        <w:t>提供使用者能夠透過標準化協議串接各種第三方工具與外部系統。</w:t>
+      </w:r>
+    </w:p>
+    <w:p>
+      <w:pPr>
+        <w:pStyle w:val="6"/>
+        <w:spacing w:before="180" w:after="180"/>
+      </w:pPr>
+      <w:r>
+        <w:rPr>
+          <w:rFonts w:hint="eastAsia"/>
+        </w:rPr>
+        <w:t>建立安全、可控且可擴充的整合架構。</w:t>
+      </w:r>
+    </w:p>
+    <w:p>
+      <w:pPr>
+        <w:pStyle w:val="6"/>
+        <w:spacing w:before="180" w:after="180"/>
+      </w:pPr>
+      <w:r>
+        <w:rPr>
+          <w:rFonts w:hint="eastAsia"/>
+        </w:rPr>
+        <w:t>使</w:t>
       </w:r>
       <w:r>
         <w:rPr>
@@ -20466,37 +21062,7 @@
         <w:rPr>
           <w:rFonts w:hint="eastAsia"/>
         </w:rPr>
-        <w:t>平台之擴展能力與應用彈性，新增</w:t>
-      </w:r>
-      <w:r>
-        <w:rPr>
-          <w:rFonts w:hint="eastAsia"/>
-        </w:rPr>
-        <w:t xml:space="preserve"> MCP</w:t>
-      </w:r>
-      <w:r>
-        <w:rPr>
-          <w:rFonts w:hint="eastAsia"/>
-        </w:rPr>
-        <w:t>（</w:t>
-      </w:r>
-      <w:r>
-        <w:rPr>
-          <w:rFonts w:hint="eastAsia"/>
-        </w:rPr>
-        <w:t>Model Context Protocol</w:t>
-      </w:r>
-      <w:r>
-        <w:rPr>
-          <w:rFonts w:hint="eastAsia"/>
-        </w:rPr>
-        <w:t>）連接功能。</w:t>
-      </w:r>
-      <w:r>
-        <w:rPr>
-          <w:rFonts w:hint="eastAsia"/>
-        </w:rPr>
-        <w:t>本功能目的在於：</w:t>
+        <w:t>成為多工具整合之工作中樞，而非單一功能系統。</w:t>
       </w:r>
     </w:p>
     <w:p>
@@ -20508,69 +21074,6 @@
         <w:rPr>
           <w:rFonts w:hint="eastAsia"/>
         </w:rPr>
-        <w:t>提供使用者能夠透過標準化協議串接各種第三方工具與外部系統。</w:t>
-      </w:r>
-    </w:p>
-    <w:p>
-      <w:pPr>
-        <w:pStyle w:val="6"/>
-        <w:spacing w:before="180" w:after="180"/>
-      </w:pPr>
-      <w:r>
-        <w:rPr>
-          <w:rFonts w:hint="eastAsia"/>
-        </w:rPr>
-        <w:t>建立安全、可控且可擴充的整合架構。</w:t>
-      </w:r>
-    </w:p>
-    <w:p>
-      <w:pPr>
-        <w:pStyle w:val="6"/>
-        <w:spacing w:before="180" w:after="180"/>
-      </w:pPr>
-      <w:r>
-        <w:rPr>
-          <w:rFonts w:hint="eastAsia"/>
-        </w:rPr>
-        <w:t>使</w:t>
-      </w:r>
-      <w:r>
-        <w:rPr>
-          <w:rFonts w:hint="eastAsia"/>
-        </w:rPr>
-        <w:t xml:space="preserve"> </w:t>
-      </w:r>
-      <w:proofErr w:type="spellStart"/>
-      <w:r>
-        <w:rPr>
-          <w:rFonts w:hint="eastAsia"/>
-        </w:rPr>
-        <w:t>MyQbi</w:t>
-      </w:r>
-      <w:proofErr w:type="spellEnd"/>
-      <w:r>
-        <w:rPr>
-          <w:rFonts w:hint="eastAsia"/>
-        </w:rPr>
-        <w:t xml:space="preserve"> </w:t>
-      </w:r>
-      <w:r>
-        <w:rPr>
-          <w:rFonts w:hint="eastAsia"/>
-        </w:rPr>
-        <w:t>成為多工具整合之工作中樞，而非單一功能系統。</w:t>
-      </w:r>
-    </w:p>
-    <w:p>
-      <w:pPr>
-        <w:pStyle w:val="6"/>
-        <w:spacing w:before="180" w:after="180"/>
-      </w:pPr>
-      <w:r>
-        <w:rPr>
-          <w:rFonts w:hint="eastAsia"/>
-        </w:rPr>
-        <w:lastRenderedPageBreak/>
         <w:t>透過</w:t>
       </w:r>
       <w:r>
@@ -20841,7 +21344,7 @@
                     <pic:cNvPicPr/>
                   </pic:nvPicPr>
                   <pic:blipFill>
-                    <a:blip r:embed="rId35">
+                    <a:blip r:embed="rId40">
                       <a:extLst>
                         <a:ext uri="{28A0092B-C50C-407E-A947-70E740481C1C}">
                           <a14:useLocalDpi xmlns:a14="http://schemas.microsoft.com/office/drawing/2010/main" val="0"/>
@@ -20890,7 +21393,7 @@
                     <pic:cNvPicPr/>
                   </pic:nvPicPr>
                   <pic:blipFill>
-                    <a:blip r:embed="rId36">
+                    <a:blip r:embed="rId41">
                       <a:extLst>
                         <a:ext uri="{28A0092B-C50C-407E-A947-70E740481C1C}">
                           <a14:useLocalDpi xmlns:a14="http://schemas.microsoft.com/office/drawing/2010/main" val="0"/>
@@ -20939,7 +21442,7 @@
                     <pic:cNvPicPr/>
                   </pic:nvPicPr>
                   <pic:blipFill>
-                    <a:blip r:embed="rId37">
+                    <a:blip r:embed="rId42">
                       <a:extLst>
                         <a:ext uri="{28A0092B-C50C-407E-A947-70E740481C1C}">
                           <a14:useLocalDpi xmlns:a14="http://schemas.microsoft.com/office/drawing/2010/main" val="0"/>
@@ -21002,7 +21505,7 @@
                     <pic:cNvPicPr/>
                   </pic:nvPicPr>
                   <pic:blipFill>
-                    <a:blip r:embed="rId38"/>
+                    <a:blip r:embed="rId43"/>
                     <a:stretch>
                       <a:fillRect/>
                     </a:stretch>
@@ -21069,6 +21572,7 @@
           <w:sz w:val="26"/>
           <w:szCs w:val="26"/>
         </w:rPr>
+        <w:lastRenderedPageBreak/>
         <w:drawing>
           <wp:inline distT="0" distB="0" distL="0" distR="0" wp14:anchorId="47E46F3E" wp14:editId="708DF574">
             <wp:extent cx="1821180" cy="1352877"/>
@@ -21085,7 +21589,7 @@
                     <pic:cNvPicPr/>
                   </pic:nvPicPr>
                   <pic:blipFill>
-                    <a:blip r:embed="rId39" cstate="print">
+                    <a:blip r:embed="rId44" cstate="print">
                       <a:extLst>
                         <a:ext uri="{28A0092B-C50C-407E-A947-70E740481C1C}">
                           <a14:useLocalDpi xmlns:a14="http://schemas.microsoft.com/office/drawing/2010/main" val="0"/>
@@ -21147,7 +21651,6 @@
           <w:rFonts w:hint="eastAsia"/>
           <w:noProof/>
         </w:rPr>
-        <w:lastRenderedPageBreak/>
         <w:drawing>
           <wp:inline distT="0" distB="0" distL="0" distR="0" wp14:anchorId="4E9265C5" wp14:editId="411DA1A2">
             <wp:extent cx="3331441" cy="3647768"/>
@@ -21164,7 +21667,7 @@
                     <pic:cNvPicPr/>
                   </pic:nvPicPr>
                   <pic:blipFill>
-                    <a:blip r:embed="rId40" cstate="print">
+                    <a:blip r:embed="rId45" cstate="print">
                       <a:extLst>
                         <a:ext uri="{28A0092B-C50C-407E-A947-70E740481C1C}">
                           <a14:useLocalDpi xmlns:a14="http://schemas.microsoft.com/office/drawing/2010/main" val="0"/>
@@ -21264,7 +21767,11 @@
         <w:t>22</w:t>
       </w:r>
       <w:r>
-        <w:t>），使用者可以自行修改相關設定及內容。點擊「更新」系統會彈出「</w:t>
+        <w:t>），使用者可以</w:t>
+      </w:r>
+      <w:r>
+        <w:lastRenderedPageBreak/>
+        <w:t>自行修改相關設定及內容。點擊「更新」系統會彈出「</w:t>
       </w:r>
       <w:r>
         <w:rPr>
@@ -21286,7 +21793,7 @@
                     <pic:cNvPicPr/>
                   </pic:nvPicPr>
                   <pic:blipFill>
-                    <a:blip r:embed="rId41">
+                    <a:blip r:embed="rId46">
                       <a:extLst>
                         <a:ext uri="{28A0092B-C50C-407E-A947-70E740481C1C}">
                           <a14:useLocalDpi xmlns:a14="http://schemas.microsoft.com/office/drawing/2010/main" val="0"/>
@@ -21514,14 +22021,7 @@
         <w:rPr>
           <w:rFonts w:hint="eastAsia"/>
         </w:rPr>
-        <w:t>，分享者可以搜尋或直接選取要分享的對</w:t>
-      </w:r>
-      <w:r>
-        <w:rPr>
-          <w:rFonts w:hint="eastAsia"/>
-        </w:rPr>
-        <w:lastRenderedPageBreak/>
-        <w:t>象</w:t>
+        <w:t>，分享者可以搜尋或直接選取要分享的對象</w:t>
       </w:r>
       <w:r>
         <w:rPr>
@@ -21581,7 +22081,7 @@
                     <pic:cNvPicPr/>
                   </pic:nvPicPr>
                   <pic:blipFill>
-                    <a:blip r:embed="rId41">
+                    <a:blip r:embed="rId46">
                       <a:extLst>
                         <a:ext uri="{28A0092B-C50C-407E-A947-70E740481C1C}">
                           <a14:useLocalDpi xmlns:a14="http://schemas.microsoft.com/office/drawing/2010/main" val="0"/>
@@ -21817,7 +22317,7 @@
                     <pic:cNvPicPr/>
                   </pic:nvPicPr>
                   <pic:blipFill>
-                    <a:blip r:embed="rId42" cstate="print">
+                    <a:blip r:embed="rId47" cstate="print">
                       <a:extLst>
                         <a:ext uri="{28A0092B-C50C-407E-A947-70E740481C1C}">
                           <a14:useLocalDpi xmlns:a14="http://schemas.microsoft.com/office/drawing/2010/main" val="0"/>
@@ -21958,7 +22458,14 @@
         <w:rPr>
           <w:rFonts w:hint="eastAsia"/>
         </w:rPr>
-        <w:t>給您，是否同意。」的提示通知，點擊同意後對應的</w:t>
+        <w:t>給您，是否同</w:t>
+      </w:r>
+      <w:r>
+        <w:rPr>
+          <w:rFonts w:hint="eastAsia"/>
+        </w:rPr>
+        <w:lastRenderedPageBreak/>
+        <w:t>意。」的提示通知，點擊同意後對應的</w:t>
       </w:r>
       <w:proofErr w:type="spellStart"/>
       <w:r>
@@ -22075,7 +22582,6 @@
           <w:rFonts w:hint="eastAsia"/>
           <w:noProof/>
         </w:rPr>
-        <w:lastRenderedPageBreak/>
         <w:drawing>
           <wp:inline distT="0" distB="0" distL="0" distR="0" wp14:anchorId="603EE871" wp14:editId="5081403A">
             <wp:extent cx="2255520" cy="1680826"/>
@@ -22092,7 +22598,7 @@
                     <pic:cNvPicPr/>
                   </pic:nvPicPr>
                   <pic:blipFill>
-                    <a:blip r:embed="rId43" cstate="print">
+                    <a:blip r:embed="rId48" cstate="print">
                       <a:extLst>
                         <a:ext uri="{28A0092B-C50C-407E-A947-70E740481C1C}">
                           <a14:useLocalDpi xmlns:a14="http://schemas.microsoft.com/office/drawing/2010/main" val="0"/>
@@ -22280,7 +22786,7 @@
                     <pic:cNvPicPr/>
                   </pic:nvPicPr>
                   <pic:blipFill>
-                    <a:blip r:embed="rId41">
+                    <a:blip r:embed="rId46">
                       <a:extLst>
                         <a:ext uri="{28A0092B-C50C-407E-A947-70E740481C1C}">
                           <a14:useLocalDpi xmlns:a14="http://schemas.microsoft.com/office/drawing/2010/main" val="0"/>
@@ -22371,7 +22877,7 @@
                     <pic:cNvPicPr/>
                   </pic:nvPicPr>
                   <pic:blipFill>
-                    <a:blip r:embed="rId41">
+                    <a:blip r:embed="rId46">
                       <a:extLst>
                         <a:ext uri="{28A0092B-C50C-407E-A947-70E740481C1C}">
                           <a14:useLocalDpi xmlns:a14="http://schemas.microsoft.com/office/drawing/2010/main" val="0"/>
@@ -22413,6 +22919,7 @@
           <w:rFonts w:hint="eastAsia"/>
           <w:noProof/>
         </w:rPr>
+        <w:lastRenderedPageBreak/>
         <w:drawing>
           <wp:inline distT="0" distB="0" distL="0" distR="0" wp14:anchorId="689805B8" wp14:editId="50BDFD07">
             <wp:extent cx="2723967" cy="1799617"/>
@@ -22429,7 +22936,7 @@
                     <pic:cNvPicPr/>
                   </pic:nvPicPr>
                   <pic:blipFill>
-                    <a:blip r:embed="rId44">
+                    <a:blip r:embed="rId49">
                       <a:extLst>
                         <a:ext uri="{28A0092B-C50C-407E-A947-70E740481C1C}">
                           <a14:useLocalDpi xmlns:a14="http://schemas.microsoft.com/office/drawing/2010/main" val="0"/>
@@ -22599,14 +23106,7 @@
         <w:rPr>
           <w:rFonts w:hint="eastAsia"/>
         </w:rPr>
-        <w:t>以</w:t>
-      </w:r>
-      <w:r>
-        <w:rPr>
-          <w:rFonts w:hint="eastAsia"/>
-        </w:rPr>
-        <w:lastRenderedPageBreak/>
-        <w:t>唯讀的狀態保留在側邊欄</w:t>
+        <w:t>以唯讀的狀態保留在側邊欄</w:t>
       </w:r>
       <w:r>
         <w:rPr>
@@ -22699,7 +23199,7 @@
                     <pic:cNvPicPr/>
                   </pic:nvPicPr>
                   <pic:blipFill>
-                    <a:blip r:embed="rId45">
+                    <a:blip r:embed="rId50">
                       <a:extLst>
                         <a:ext uri="{28A0092B-C50C-407E-A947-70E740481C1C}">
                           <a14:useLocalDpi xmlns:a14="http://schemas.microsoft.com/office/drawing/2010/main" val="0"/>
@@ -22803,7 +23303,11 @@
         <w:t xml:space="preserve"> AI </w:t>
       </w:r>
       <w:r>
-        <w:t>任務皆對應一個獨立的聊天室，並在該任務的對話過程中持續收集相關「實體」資訊，以支持任務的正確執行。在執行過程中，聊天室會完整保存每一次的對話內容，含上下文脈絡，使</w:t>
+        <w:t>任務皆對應一個獨立的聊天室，並在該任務的對話過程中持續收集相關「實體」資訊，以支持任務的正確執行。在執行過程中，聊天室會完整保存每一次的對話內容，含上下</w:t>
+      </w:r>
+      <w:r>
+        <w:lastRenderedPageBreak/>
+        <w:t>文脈絡，使</w:t>
       </w:r>
       <w:r>
         <w:t xml:space="preserve"> AI </w:t>
@@ -22841,7 +23345,6 @@
           <w:rFonts w:ascii="Microsoft YaHei" w:eastAsia="Microsoft YaHei" w:hAnsi="Microsoft YaHei" w:cs="Times New Roman"/>
           <w:noProof/>
         </w:rPr>
-        <w:lastRenderedPageBreak/>
         <mc:AlternateContent>
           <mc:Choice Requires="wps">
             <w:drawing>
@@ -22966,7 +23469,7 @@
                     <pic:cNvPicPr/>
                   </pic:nvPicPr>
                   <pic:blipFill>
-                    <a:blip r:embed="rId46" cstate="print">
+                    <a:blip r:embed="rId51" cstate="print">
                       <a:extLst>
                         <a:ext uri="{28A0092B-C50C-407E-A947-70E740481C1C}">
                           <a14:useLocalDpi xmlns:a14="http://schemas.microsoft.com/office/drawing/2010/main" val="0"/>
@@ -23063,6 +23566,7 @@
         <w:spacing w:before="180" w:after="180"/>
       </w:pPr>
       <w:r>
+        <w:lastRenderedPageBreak/>
         <w:t>重新命名，點擊後直接將該筆對話紀錄變成可編輯的輸入框「</w:t>
       </w:r>
       <w:r>
@@ -23085,7 +23589,7 @@
                     <pic:cNvPicPr/>
                   </pic:nvPicPr>
                   <pic:blipFill rotWithShape="1">
-                    <a:blip r:embed="rId47">
+                    <a:blip r:embed="rId52">
                       <a:extLst>
                         <a:ext uri="{28A0092B-C50C-407E-A947-70E740481C1C}">
                           <a14:useLocalDpi xmlns:a14="http://schemas.microsoft.com/office/drawing/2010/main" val="0"/>
@@ -23215,7 +23719,6 @@
         <w:spacing w:before="180" w:after="180"/>
       </w:pPr>
       <w:r>
-        <w:lastRenderedPageBreak/>
         <w:t>主動分享者（</w:t>
       </w:r>
       <w:r>
@@ -23358,7 +23861,7 @@
                     <pic:cNvPicPr/>
                   </pic:nvPicPr>
                   <pic:blipFill>
-                    <a:blip r:embed="rId41">
+                    <a:blip r:embed="rId46">
                       <a:extLst>
                         <a:ext uri="{28A0092B-C50C-407E-A947-70E740481C1C}">
                           <a14:useLocalDpi xmlns:a14="http://schemas.microsoft.com/office/drawing/2010/main" val="0"/>
@@ -23440,7 +23943,7 @@
                     <pic:cNvPicPr/>
                   </pic:nvPicPr>
                   <pic:blipFill>
-                    <a:blip r:embed="rId41">
+                    <a:blip r:embed="rId46">
                       <a:extLst>
                         <a:ext uri="{28A0092B-C50C-407E-A947-70E740481C1C}">
                           <a14:useLocalDpi xmlns:a14="http://schemas.microsoft.com/office/drawing/2010/main" val="0"/>
@@ -23485,6 +23988,7 @@
           <w:rFonts w:hint="eastAsia"/>
           <w:noProof/>
         </w:rPr>
+        <w:lastRenderedPageBreak/>
         <w:drawing>
           <wp:inline distT="0" distB="0" distL="0" distR="0" wp14:anchorId="487F0B13" wp14:editId="4CD8C66C">
             <wp:extent cx="2392680" cy="3178648"/>
@@ -23501,7 +24005,7 @@
                     <pic:cNvPicPr/>
                   </pic:nvPicPr>
                   <pic:blipFill>
-                    <a:blip r:embed="rId42" cstate="print">
+                    <a:blip r:embed="rId47" cstate="print">
                       <a:extLst>
                         <a:ext uri="{28A0092B-C50C-407E-A947-70E740481C1C}">
                           <a14:useLocalDpi xmlns:a14="http://schemas.microsoft.com/office/drawing/2010/main" val="0"/>
@@ -23633,14 +24137,7 @@
         <w:rPr>
           <w:rFonts w:hint="eastAsia"/>
         </w:rPr>
-        <w:t>給您，是否同</w:t>
-      </w:r>
-      <w:r>
-        <w:rPr>
-          <w:rFonts w:hint="eastAsia"/>
-        </w:rPr>
-        <w:lastRenderedPageBreak/>
-        <w:t>意。」的提示通知，點擊同意後對應的對話紀錄會放到「側邊欄／對話紀錄區」的列表中，同時在對話紀錄的左上角會有一個「紅點」來表示此對話紀錄有「未讀訊息」</w:t>
+        <w:t>給您，是否同意。」的提示通知，點擊同意後對應的對話紀錄會放到「側邊欄／對話紀錄區」的列表中，同時在對話紀錄的左上角會有一個「紅點」來表示此對話紀錄有「未讀訊息」</w:t>
       </w:r>
       <w:r>
         <w:rPr>
@@ -23701,7 +24198,7 @@
                     <pic:cNvPicPr/>
                   </pic:nvPicPr>
                   <pic:blipFill>
-                    <a:blip r:embed="rId41">
+                    <a:blip r:embed="rId46">
                       <a:extLst>
                         <a:ext uri="{28A0092B-C50C-407E-A947-70E740481C1C}">
                           <a14:useLocalDpi xmlns:a14="http://schemas.microsoft.com/office/drawing/2010/main" val="0"/>
@@ -23793,6 +24290,7 @@
         <w:spacing w:before="180" w:after="180"/>
       </w:pPr>
       <w:r>
+        <w:lastRenderedPageBreak/>
         <w:t>使用者與角色管理功能</w:t>
       </w:r>
     </w:p>
@@ -23967,7 +24465,6 @@
         <w:spacing w:before="180" w:after="180"/>
       </w:pPr>
       <w:r>
-        <w:lastRenderedPageBreak/>
         <w:t>角色導向存取控制（</w:t>
       </w:r>
       <w:r>
@@ -24079,6 +24576,7 @@
         <w:spacing w:before="180" w:after="180"/>
       </w:pPr>
       <w:r>
+        <w:lastRenderedPageBreak/>
         <w:t>支援假名化或去識別化設定</w:t>
       </w:r>
     </w:p>
@@ -24254,7 +24752,6 @@
         <w:spacing w:before="180" w:after="180"/>
       </w:pPr>
       <w:r>
-        <w:lastRenderedPageBreak/>
         <w:t>操作與存取紀錄（</w:t>
       </w:r>
       <w:r>
@@ -24374,6 +24871,7 @@
         <w:spacing w:before="180" w:after="180"/>
       </w:pPr>
       <w:r>
+        <w:lastRenderedPageBreak/>
         <w:t>刪除行為需可追溯並記錄</w:t>
       </w:r>
     </w:p>
@@ -24496,7 +24994,6 @@
         <w:spacing w:before="180" w:after="180"/>
       </w:pPr>
       <w:r>
-        <w:lastRenderedPageBreak/>
         <w:t>非功能性需求並非針對單一功能模組，而是橫跨所有功能、使用模式、角色與資料流的系統級規範，作為系統設計、開發實作、測試驗收、維運監控與風險控管的重要依據。</w:t>
       </w:r>
       <w:r>
@@ -24668,6 +25165,7 @@
               <w:spacing w:before="72" w:after="72"/>
             </w:pPr>
             <w:r>
+              <w:lastRenderedPageBreak/>
               <w:t>一般文字問答（知識庫</w:t>
             </w:r>
             <w:r>
@@ -24930,7 +25428,6 @@
       </w:pPr>
       <w:proofErr w:type="spellStart"/>
       <w:r>
-        <w:lastRenderedPageBreak/>
         <w:t>Qbi</w:t>
       </w:r>
       <w:proofErr w:type="spellEnd"/>
@@ -25095,6 +25592,7 @@
       </w:pPr>
       <w:proofErr w:type="spellStart"/>
       <w:r>
+        <w:lastRenderedPageBreak/>
         <w:t>Qbi</w:t>
       </w:r>
       <w:proofErr w:type="spellEnd"/>
@@ -25294,7 +25792,6 @@
         <w:spacing w:before="180" w:after="180"/>
       </w:pPr>
       <w:r>
-        <w:lastRenderedPageBreak/>
         <w:t>採用角色導向存取控制（</w:t>
       </w:r>
       <w:r>
@@ -25440,6 +25937,7 @@
         <w:rPr>
           <w:rFonts w:hint="eastAsia"/>
         </w:rPr>
+        <w:lastRenderedPageBreak/>
         <w:t>安全相關責任：</w:t>
       </w:r>
     </w:p>
@@ -25693,7 +26191,6 @@
         <w:rPr>
           <w:rFonts w:hint="eastAsia"/>
         </w:rPr>
-        <w:lastRenderedPageBreak/>
         <w:t>安全相關責任：</w:t>
       </w:r>
     </w:p>
@@ -25839,6 +26336,7 @@
         <w:spacing w:before="180" w:after="180"/>
       </w:pPr>
       <w:r>
+        <w:lastRenderedPageBreak/>
         <w:t>人為操作與安全控管原則</w:t>
       </w:r>
     </w:p>
@@ -25976,7 +26474,6 @@
         <w:spacing w:before="180" w:after="180"/>
       </w:pPr>
       <w:r>
-        <w:lastRenderedPageBreak/>
         <w:t>權限設定</w:t>
       </w:r>
       <w:r>
@@ -26135,6 +26632,7 @@
         <w:spacing w:before="180" w:after="180"/>
       </w:pPr>
       <w:r>
+        <w:lastRenderedPageBreak/>
         <w:t>企業資料使用目的限制</w:t>
       </w:r>
     </w:p>
@@ -26273,7 +26771,6 @@
         <w:spacing w:before="180" w:after="180"/>
       </w:pPr>
       <w:r>
-        <w:lastRenderedPageBreak/>
         <w:t>資料刪除、追溯與可稽核性（</w:t>
       </w:r>
       <w:r>
@@ -26391,6 +26888,7 @@
         <w:spacing w:before="180" w:after="180"/>
       </w:pPr>
       <w:r>
+        <w:lastRenderedPageBreak/>
         <w:t>遮罩類型應至少包含：</w:t>
       </w:r>
     </w:p>
@@ -26551,7 +27049,6 @@
         <w:spacing w:before="180" w:after="180"/>
       </w:pPr>
       <w:r>
-        <w:lastRenderedPageBreak/>
         <w:t>不得編造不存在的制度、流程或文件（</w:t>
       </w:r>
       <w:r>
@@ -26709,6 +27206,7 @@
         <w:spacing w:before="180" w:after="180"/>
       </w:pPr>
       <w:r>
+        <w:lastRenderedPageBreak/>
         <w:t xml:space="preserve">Token </w:t>
       </w:r>
       <w:r>
@@ -26861,7 +27359,6 @@
         <w:spacing w:before="180" w:after="180"/>
       </w:pPr>
       <w:r>
-        <w:lastRenderedPageBreak/>
         <w:t>每次正式發佈皆應能被識別為一個獨立版本。</w:t>
       </w:r>
     </w:p>
@@ -26968,6 +27465,7 @@
         <w:spacing w:before="180" w:after="180"/>
       </w:pPr>
       <w:r>
+        <w:lastRenderedPageBreak/>
         <w:t>獨立版本控管原則</w:t>
       </w:r>
     </w:p>
@@ -27099,7 +27597,6 @@
         <w:spacing w:before="180" w:after="180"/>
       </w:pPr>
       <w:r>
-        <w:lastRenderedPageBreak/>
         <w:t>環境區隔原則</w:t>
       </w:r>
     </w:p>
@@ -27207,6 +27704,7 @@
         <w:spacing w:before="180" w:after="180"/>
       </w:pPr>
       <w:r>
+        <w:lastRenderedPageBreak/>
         <w:t>版本說明應協助相關人員理解版本變更的內容與影響範圍。</w:t>
       </w:r>
     </w:p>
@@ -27340,7 +27838,6 @@
         <w:spacing w:before="180" w:after="180"/>
       </w:pPr>
       <w:r>
-        <w:lastRenderedPageBreak/>
         <w:t>系統應支援主流瀏覽器，以滿足一般使用情境需求。</w:t>
       </w:r>
     </w:p>
@@ -27485,6 +27982,7 @@
         <w:spacing w:before="180" w:after="180"/>
       </w:pPr>
       <w:r>
+        <w:lastRenderedPageBreak/>
         <w:t>各地區個資與隱私相關法規</w:t>
       </w:r>
       <w:r>
@@ -27701,7 +28199,6 @@
         <w:spacing w:before="180" w:after="180"/>
       </w:pPr>
       <w:r>
-        <w:lastRenderedPageBreak/>
         <w:t>支援</w:t>
       </w:r>
       <w:r>
@@ -27879,6 +28376,7 @@
         <w:spacing w:before="180" w:after="180"/>
       </w:pPr>
       <w:r>
+        <w:lastRenderedPageBreak/>
         <w:t>語音僅作為輸入轉換用途，不作為長期儲存資料，並由使用者確認轉換結果後才進行後續</w:t>
       </w:r>
       <w:r>
@@ -28081,7 +28579,6 @@
         <w:spacing w:before="180" w:after="180"/>
       </w:pPr>
       <w:r>
-        <w:lastRenderedPageBreak/>
         <w:t>提供滿意度回饋評分、</w:t>
       </w:r>
       <w:r>
@@ -28209,6 +28706,7 @@
         <w:spacing w:before="180" w:after="180"/>
       </w:pPr>
       <w:r>
+        <w:lastRenderedPageBreak/>
         <w:t>針對</w:t>
       </w:r>
       <w:r>
@@ -28362,7 +28860,6 @@
         <w:spacing w:before="180" w:after="180"/>
       </w:pPr>
       <w:r>
-        <w:lastRenderedPageBreak/>
         <w:t>針對所有</w:t>
       </w:r>
       <w:r>
@@ -28474,6 +28971,7 @@
       </w:pPr>
       <w:bookmarkStart w:id="41" w:name="_Toc224635343"/>
       <w:r>
+        <w:lastRenderedPageBreak/>
         <w:t xml:space="preserve">Navbar </w:t>
       </w:r>
       <w:r>
@@ -28645,7 +29143,6 @@
         <w:spacing w:before="180" w:after="180"/>
       </w:pPr>
       <w:r>
-        <w:lastRenderedPageBreak/>
         <w:t>所有複製、讚、倒讚（含回饋表單）、播放、下載、查看更多等，訊息下的小工具列需可正常操作。</w:t>
       </w:r>
     </w:p>
@@ -28761,6 +29258,7 @@
         <w:spacing w:before="180" w:after="180"/>
       </w:pPr>
       <w:r>
+        <w:lastRenderedPageBreak/>
         <w:t>「知識庫、</w:t>
       </w:r>
       <w:r>
@@ -29000,7 +29498,6 @@
         <w:spacing w:before="180" w:after="180"/>
       </w:pPr>
       <w:r>
-        <w:lastRenderedPageBreak/>
         <w:t>能執行摘要、重點整理、擬題等任務。</w:t>
       </w:r>
     </w:p>
@@ -29125,6 +29622,7 @@
         <w:spacing w:before="180" w:after="180"/>
       </w:pPr>
       <w:r>
+        <w:lastRenderedPageBreak/>
         <w:t>企業端（企業內部導入者／治理者／維運管理者）</w:t>
       </w:r>
     </w:p>
@@ -29295,7 +29793,6 @@
         <w:spacing w:before="180" w:after="180"/>
       </w:pPr>
       <w:r>
-        <w:lastRenderedPageBreak/>
         <w:t>多聊天室並行使用時</w:t>
       </w:r>
       <w:r>
@@ -29428,6 +29925,7 @@
         <w:spacing w:before="180" w:after="180"/>
       </w:pPr>
       <w:r>
+        <w:lastRenderedPageBreak/>
         <w:t>一般查詢平均</w:t>
       </w:r>
       <w:r>
@@ -29672,7 +30170,6 @@
         <w:spacing w:before="180" w:after="180"/>
       </w:pPr>
       <w:r>
-        <w:lastRenderedPageBreak/>
         <w:t xml:space="preserve">Session Timeout </w:t>
       </w:r>
       <w:r>
@@ -29783,6 +30280,7 @@
         <w:spacing w:before="180" w:after="180"/>
       </w:pPr>
       <w:r>
+        <w:lastRenderedPageBreak/>
         <w:t>所有</w:t>
       </w:r>
       <w:r>
@@ -30044,7 +30542,6 @@
               <w:jc w:val="center"/>
             </w:pPr>
             <w:r>
-              <w:lastRenderedPageBreak/>
               <w:t>SAC-H-01.1</w:t>
             </w:r>
           </w:p>
@@ -30270,6 +30767,7 @@
               <w:rPr>
                 <w:rFonts w:hint="eastAsia"/>
               </w:rPr>
+              <w:lastRenderedPageBreak/>
               <w:t>驗收編號</w:t>
             </w:r>
           </w:p>
@@ -31105,6 +31603,7 @@
               <w:spacing w:before="72" w:after="72"/>
             </w:pPr>
             <w:r>
+              <w:lastRenderedPageBreak/>
               <w:t>非功能性需求類型</w:t>
             </w:r>
           </w:p>
@@ -31687,7 +32186,6 @@
               <w:jc w:val="center"/>
             </w:pPr>
             <w:r>
-              <w:lastRenderedPageBreak/>
               <w:t>NFR-0</w:t>
             </w:r>
             <w:r>
@@ -32051,6 +32549,7 @@
               <w:jc w:val="center"/>
             </w:pPr>
             <w:r>
+              <w:lastRenderedPageBreak/>
               <w:t>NFR-0</w:t>
             </w:r>
             <w:r>
@@ -32483,128 +32982,131 @@
       </w:pPr>
       <w:bookmarkStart w:id="54" w:name="_Toc224635356"/>
       <w:r>
+        <w:t>需求追蹤矩陣</w:t>
+      </w:r>
+      <w:r>
+        <w:t xml:space="preserve"> (Requirement Traceability Matrix, RTM)</w:t>
+      </w:r>
+      <w:bookmarkEnd w:id="54"/>
+    </w:p>
+    <w:p>
+      <w:pPr>
+        <w:pStyle w:val="-1"/>
+        <w:spacing w:before="180" w:after="180"/>
+      </w:pPr>
+      <w:r>
+        <w:t>為確保</w:t>
+      </w:r>
+      <w:r>
+        <w:t xml:space="preserve"> </w:t>
+      </w:r>
+      <w:proofErr w:type="spellStart"/>
+      <w:r>
+        <w:t>Qbi</w:t>
+      </w:r>
+      <w:proofErr w:type="spellEnd"/>
+      <w:r>
+        <w:t>助理之產品需求在設計、開發、測試、上線與後續治理過程中，具備一致性、可驗證性與可追溯性，本文件建立需求追蹤矩陣（</w:t>
+      </w:r>
+      <w:r>
+        <w:t>Requirement Traceability Matrix, RTM</w:t>
+      </w:r>
+      <w:r>
+        <w:t>）作為核心治理機制之一。</w:t>
+      </w:r>
+    </w:p>
+    <w:p>
+      <w:pPr>
+        <w:pStyle w:val="-1"/>
+        <w:spacing w:before="180" w:after="180"/>
+      </w:pPr>
+      <w:r>
+        <w:t>本章節所列</w:t>
+      </w:r>
+      <w:r>
+        <w:t xml:space="preserve"> RTM </w:t>
+      </w:r>
+      <w:r>
+        <w:t>為治理導向之追蹤矩陣，僅涵蓋核心功能與高風險需求，作為正式產品文件之主文內容。其目的在於建立產品需求（</w:t>
+      </w:r>
+      <w:r>
+        <w:t>Functional / Non-Functional</w:t>
+      </w:r>
+      <w:r>
+        <w:t>）與使用者情境（</w:t>
+      </w:r>
+      <w:r>
+        <w:t>Persona / User Scenario</w:t>
+      </w:r>
+      <w:r>
+        <w:t>）、功能模組、以及</w:t>
+      </w:r>
+      <w:r>
+        <w:t xml:space="preserve"> </w:t>
+      </w:r>
+      <w:r>
+        <w:t>驗收標準（</w:t>
+      </w:r>
+      <w:r>
+        <w:t>Acceptance Criteria</w:t>
+      </w:r>
+      <w:r>
+        <w:t>）之間的明確對應關係，以支援品質控管（</w:t>
+      </w:r>
+      <w:r>
+        <w:t>Quality Assurance</w:t>
+      </w:r>
+      <w:r>
+        <w:t>）、</w:t>
+      </w:r>
+      <w:r>
+        <w:t xml:space="preserve">AI </w:t>
+      </w:r>
+      <w:r>
+        <w:t>行為治理（</w:t>
+      </w:r>
+      <w:r>
+        <w:t>AI Governance</w:t>
+      </w:r>
+      <w:r>
+        <w:t>），以及資安與法遵稽核（</w:t>
+      </w:r>
+      <w:r>
+        <w:t>ISO 27001 / ISO 42001</w:t>
+      </w:r>
+      <w:r>
+        <w:t>）之需求。</w:t>
+      </w:r>
+    </w:p>
+    <w:p>
+      <w:pPr>
+        <w:pStyle w:val="-1"/>
+        <w:spacing w:before="180" w:after="180"/>
+      </w:pPr>
+      <w:r>
+        <w:t>透過</w:t>
+      </w:r>
+      <w:r>
+        <w:t>RTM</w:t>
+      </w:r>
+      <w:r>
+        <w:t>的建立，確保所有核心與高風險需求皆具備可被測試、可被驗證、可被回溯與可被稽核之證據鏈，避免需求外溢、責任模糊或</w:t>
+      </w:r>
+      <w:r>
+        <w:t>AI</w:t>
+      </w:r>
+      <w:r>
+        <w:t>行為不可控之情況。</w:t>
+      </w:r>
+      <w:r>
+        <w:t>RTM</w:t>
+      </w:r>
+      <w:r>
+        <w:t>並非獨立之需求來源，而是用以串聯需求定義、驗</w:t>
+      </w:r>
+      <w:r>
         <w:lastRenderedPageBreak/>
-        <w:t>需求追蹤矩陣</w:t>
-      </w:r>
-      <w:r>
-        <w:t xml:space="preserve"> (Requirement Traceability Matrix, RTM)</w:t>
-      </w:r>
-      <w:bookmarkEnd w:id="54"/>
-    </w:p>
-    <w:p>
-      <w:pPr>
-        <w:pStyle w:val="-1"/>
-        <w:spacing w:before="180" w:after="180"/>
-      </w:pPr>
-      <w:r>
-        <w:t>為確保</w:t>
-      </w:r>
-      <w:r>
-        <w:t xml:space="preserve"> </w:t>
-      </w:r>
-      <w:proofErr w:type="spellStart"/>
-      <w:r>
-        <w:t>Qbi</w:t>
-      </w:r>
-      <w:proofErr w:type="spellEnd"/>
-      <w:r>
-        <w:t>助理之產品需求在設計、開發、測試、上線與後續治理過程中，具備一致性、可驗證性與可追溯性，本文件建立需求追蹤矩陣（</w:t>
-      </w:r>
-      <w:r>
-        <w:t>Requirement Traceability Matrix, RTM</w:t>
-      </w:r>
-      <w:r>
-        <w:t>）作為核心治理機制之一。</w:t>
-      </w:r>
-    </w:p>
-    <w:p>
-      <w:pPr>
-        <w:pStyle w:val="-1"/>
-        <w:spacing w:before="180" w:after="180"/>
-      </w:pPr>
-      <w:r>
-        <w:t>本章節所列</w:t>
-      </w:r>
-      <w:r>
-        <w:t xml:space="preserve"> RTM </w:t>
-      </w:r>
-      <w:r>
-        <w:t>為治理導向之追蹤矩陣，僅涵蓋核心功能與高風險需求，作為正式產品文件之主文內容。其目的在於建立產品需求（</w:t>
-      </w:r>
-      <w:r>
-        <w:t>Functional / Non-Functional</w:t>
-      </w:r>
-      <w:r>
-        <w:t>）與使用者情境（</w:t>
-      </w:r>
-      <w:r>
-        <w:t>Persona / User Scenario</w:t>
-      </w:r>
-      <w:r>
-        <w:t>）、功能模組、以及</w:t>
-      </w:r>
-      <w:r>
-        <w:t xml:space="preserve"> </w:t>
-      </w:r>
-      <w:r>
-        <w:t>驗收標準（</w:t>
-      </w:r>
-      <w:r>
-        <w:t>Acceptance Criteria</w:t>
-      </w:r>
-      <w:r>
-        <w:t>）之間的明確對應關係，以支援品質控管（</w:t>
-      </w:r>
-      <w:r>
-        <w:t>Quality Assurance</w:t>
-      </w:r>
-      <w:r>
-        <w:t>）、</w:t>
-      </w:r>
-      <w:r>
-        <w:t xml:space="preserve">AI </w:t>
-      </w:r>
-      <w:r>
-        <w:t>行為治理（</w:t>
-      </w:r>
-      <w:r>
-        <w:t>AI Governance</w:t>
-      </w:r>
-      <w:r>
-        <w:t>），以及資安與法遵稽核（</w:t>
-      </w:r>
-      <w:r>
-        <w:t>ISO 27001 / ISO 42001</w:t>
-      </w:r>
-      <w:r>
-        <w:t>）之需求。</w:t>
-      </w:r>
-    </w:p>
-    <w:p>
-      <w:pPr>
-        <w:pStyle w:val="-1"/>
-        <w:spacing w:before="180" w:after="180"/>
-      </w:pPr>
-      <w:r>
-        <w:t>透過</w:t>
-      </w:r>
-      <w:r>
-        <w:t>RTM</w:t>
-      </w:r>
-      <w:r>
-        <w:t>的建立，確保所有核心與高風險需求皆具備可被測試、可被驗證、可被回溯與可被稽核之證據鏈，避免需求外溢、責任模糊或</w:t>
-      </w:r>
-      <w:r>
-        <w:t>AI</w:t>
-      </w:r>
-      <w:r>
-        <w:t>行為不可控之情況。</w:t>
-      </w:r>
-      <w:r>
-        <w:t>RTM</w:t>
-      </w:r>
-      <w:r>
-        <w:t>並非獨立之需求來源，而是用以串聯需求定義、驗收標準與治理要求之治理工具，支援後續之品質驗收、風險控管與法遵稽核作業，並確保</w:t>
+        <w:t>收標準與治理要求之治理工具，支援後續之品質驗收、風險控管與法遵稽核作業，並確保</w:t>
       </w:r>
       <w:r>
         <w:t xml:space="preserve"> </w:t>
@@ -32758,7 +33260,6 @@
         <w:spacing w:before="180" w:after="180"/>
       </w:pPr>
       <w:r>
-        <w:lastRenderedPageBreak/>
         <w:t>驗收條款對齊原則</w:t>
       </w:r>
     </w:p>
@@ -32891,6 +33392,7 @@
         <w:spacing w:before="180" w:after="180"/>
       </w:pPr>
       <w:r>
+        <w:lastRenderedPageBreak/>
         <w:t>各章節在該驗收中的角色（行為驗證</w:t>
       </w:r>
       <w:r>
@@ -33119,130 +33621,130 @@
         <w:spacing w:before="180" w:after="180"/>
       </w:pPr>
       <w:r>
+        <w:t>需求說明：</w:t>
+      </w:r>
+    </w:p>
+    <w:p>
+      <w:pPr>
+        <w:pStyle w:val="-5"/>
+        <w:spacing w:before="180" w:after="180"/>
+      </w:pPr>
+      <w:r>
+        <w:t>系統須依使用者身分與部門權限，限制知識庫可讀取範圍。</w:t>
+      </w:r>
+    </w:p>
+    <w:p>
+      <w:pPr>
+        <w:pStyle w:val="5"/>
+        <w:spacing w:before="180" w:after="180"/>
+      </w:pPr>
+      <w:r>
+        <w:t>對應</w:t>
+      </w:r>
+      <w:r>
+        <w:t>Persona</w:t>
+      </w:r>
+      <w:r>
+        <w:t>：</w:t>
+      </w:r>
+      <w:r>
+        <w:t>C1</w:t>
+      </w:r>
+      <w:r>
+        <w:t>／</w:t>
+      </w:r>
+      <w:r>
+        <w:t>C2</w:t>
+      </w:r>
+    </w:p>
+    <w:p>
+      <w:pPr>
+        <w:pStyle w:val="5"/>
+        <w:spacing w:before="180" w:after="180"/>
+      </w:pPr>
+      <w:r>
+        <w:t>驗收條款來源與成立方式</w:t>
+      </w:r>
+      <w:r>
+        <w:t>（</w:t>
+      </w:r>
+      <w:r>
+        <w:t>跨章節合成成立</w:t>
+      </w:r>
+      <w:r>
+        <w:t>）</w:t>
+      </w:r>
+      <w:r>
+        <w:t>：</w:t>
+      </w:r>
+    </w:p>
+    <w:p>
+      <w:pPr>
+        <w:pStyle w:val="-5"/>
+        <w:spacing w:before="180" w:after="180"/>
+      </w:pPr>
+      <w:r>
+        <w:t>壹拾</w:t>
+      </w:r>
+      <w:r>
+        <w:rPr>
+          <w:rFonts w:hint="eastAsia"/>
+        </w:rPr>
+        <w:t>之</w:t>
+      </w:r>
+      <w:r>
+        <w:t>一【通用驗收條件】：權限需正確套用，未授權資料不得被查詢或回覆（權限原則）</w:t>
+      </w:r>
+      <w:r>
+        <w:t>。</w:t>
+      </w:r>
+    </w:p>
+    <w:p>
+      <w:pPr>
+        <w:pStyle w:val="-5"/>
+        <w:spacing w:before="180" w:after="180"/>
+      </w:pPr>
+      <w:r>
+        <w:t>壹拾</w:t>
+      </w:r>
+      <w:r>
+        <w:rPr>
+          <w:rFonts w:hint="eastAsia"/>
+        </w:rPr>
+        <w:t>之</w:t>
+      </w:r>
+      <w:r>
+        <w:t>七【</w:t>
+      </w:r>
+      <w:r>
+        <w:t>User Flow</w:t>
+      </w:r>
+      <w:r>
+        <w:t>－</w:t>
+      </w:r>
+      <w:r>
+        <w:t>Persona C1</w:t>
+      </w:r>
+      <w:r>
+        <w:t>／</w:t>
+      </w:r>
+      <w:r>
+        <w:t>C2</w:t>
+      </w:r>
+      <w:r>
+        <w:t>】：使用者查詢制度或流程時，系統回覆對應之正確文件與步驟（行為驗證）</w:t>
+      </w:r>
+      <w:r>
+        <w:t>。</w:t>
+      </w:r>
+    </w:p>
+    <w:p>
+      <w:pPr>
+        <w:pStyle w:val="-5"/>
+        <w:spacing w:before="180" w:after="180"/>
+      </w:pPr>
+      <w:r>
         <w:lastRenderedPageBreak/>
-        <w:t>需求說明：</w:t>
-      </w:r>
-    </w:p>
-    <w:p>
-      <w:pPr>
-        <w:pStyle w:val="-5"/>
-        <w:spacing w:before="180" w:after="180"/>
-      </w:pPr>
-      <w:r>
-        <w:t>系統須依使用者身分與部門權限，限制知識庫可讀取範圍。</w:t>
-      </w:r>
-    </w:p>
-    <w:p>
-      <w:pPr>
-        <w:pStyle w:val="5"/>
-        <w:spacing w:before="180" w:after="180"/>
-      </w:pPr>
-      <w:r>
-        <w:t>對應</w:t>
-      </w:r>
-      <w:r>
-        <w:t>Persona</w:t>
-      </w:r>
-      <w:r>
-        <w:t>：</w:t>
-      </w:r>
-      <w:r>
-        <w:t>C1</w:t>
-      </w:r>
-      <w:r>
-        <w:t>／</w:t>
-      </w:r>
-      <w:r>
-        <w:t>C2</w:t>
-      </w:r>
-    </w:p>
-    <w:p>
-      <w:pPr>
-        <w:pStyle w:val="5"/>
-        <w:spacing w:before="180" w:after="180"/>
-      </w:pPr>
-      <w:r>
-        <w:t>驗收條款來源與成立方式</w:t>
-      </w:r>
-      <w:r>
-        <w:t>（</w:t>
-      </w:r>
-      <w:r>
-        <w:t>跨章節合成成立</w:t>
-      </w:r>
-      <w:r>
-        <w:t>）</w:t>
-      </w:r>
-      <w:r>
-        <w:t>：</w:t>
-      </w:r>
-    </w:p>
-    <w:p>
-      <w:pPr>
-        <w:pStyle w:val="-5"/>
-        <w:spacing w:before="180" w:after="180"/>
-      </w:pPr>
-      <w:r>
-        <w:t>壹拾</w:t>
-      </w:r>
-      <w:r>
-        <w:rPr>
-          <w:rFonts w:hint="eastAsia"/>
-        </w:rPr>
-        <w:t>之</w:t>
-      </w:r>
-      <w:r>
-        <w:t>一【通用驗收條件】：權限需正確套用，未授權資料不得被查詢或回覆（權限原則）</w:t>
-      </w:r>
-      <w:r>
-        <w:t>。</w:t>
-      </w:r>
-    </w:p>
-    <w:p>
-      <w:pPr>
-        <w:pStyle w:val="-5"/>
-        <w:spacing w:before="180" w:after="180"/>
-      </w:pPr>
-      <w:r>
-        <w:t>壹拾</w:t>
-      </w:r>
-      <w:r>
-        <w:rPr>
-          <w:rFonts w:hint="eastAsia"/>
-        </w:rPr>
-        <w:t>之</w:t>
-      </w:r>
-      <w:r>
-        <w:t>七【</w:t>
-      </w:r>
-      <w:r>
-        <w:t>User Flow</w:t>
-      </w:r>
-      <w:r>
-        <w:t>－</w:t>
-      </w:r>
-      <w:r>
-        <w:t>Persona C1</w:t>
-      </w:r>
-      <w:r>
-        <w:t>／</w:t>
-      </w:r>
-      <w:r>
-        <w:t>C2</w:t>
-      </w:r>
-      <w:r>
-        <w:t>】：使用者查詢制度或流程時，系統回覆對應之正確文件與步驟（行為驗證）</w:t>
-      </w:r>
-      <w:r>
-        <w:t>。</w:t>
-      </w:r>
-    </w:p>
-    <w:p>
-      <w:pPr>
-        <w:pStyle w:val="-5"/>
-        <w:spacing w:before="180" w:after="180"/>
-      </w:pPr>
-      <w:r>
         <w:t>壹拾</w:t>
       </w:r>
       <w:r>
@@ -33466,7 +33968,6 @@
         <w:spacing w:before="180" w:after="180"/>
       </w:pPr>
       <w:r>
-        <w:lastRenderedPageBreak/>
         <w:t>壹拾</w:t>
       </w:r>
       <w:r>
@@ -33607,6 +34108,7 @@
         <w:spacing w:before="180" w:after="180"/>
       </w:pPr>
       <w:r>
+        <w:lastRenderedPageBreak/>
         <w:t>壹拾</w:t>
       </w:r>
       <w:r>
@@ -33822,7 +34324,6 @@
         <w:spacing w:before="180" w:after="180"/>
       </w:pPr>
       <w:r>
-        <w:lastRenderedPageBreak/>
         <w:t>需求說明：</w:t>
       </w:r>
     </w:p>
@@ -33948,6 +34449,7 @@
         <w:spacing w:before="180" w:after="180"/>
       </w:pPr>
       <w:r>
+        <w:lastRenderedPageBreak/>
         <w:t>驗收條款來源與成立方式</w:t>
       </w:r>
       <w:r>
@@ -34130,7 +34632,6 @@
         <w:spacing w:before="180" w:after="180"/>
       </w:pPr>
       <w:r>
-        <w:lastRenderedPageBreak/>
         <w:t>壹拾</w:t>
       </w:r>
       <w:r>
@@ -34317,6 +34818,7 @@
         <w:spacing w:before="180" w:after="180"/>
       </w:pPr>
       <w:r>
+        <w:lastRenderedPageBreak/>
         <w:t>需求說明：</w:t>
       </w:r>
     </w:p>
@@ -34482,7 +34984,6 @@
         <w:spacing w:before="180" w:after="180"/>
       </w:pPr>
       <w:r>
-        <w:lastRenderedPageBreak/>
         <w:t>系統須定義並區分系統管理者、資料擁有者、一般使用者與稽核角色</w:t>
       </w:r>
       <w:r>
@@ -34667,6 +35168,7 @@
         <w:spacing w:before="180" w:after="180"/>
       </w:pPr>
       <w:r>
+        <w:lastRenderedPageBreak/>
         <w:t>壹拾貳</w:t>
       </w:r>
       <w:r>
@@ -34874,7 +35376,6 @@
         <w:rPr>
           <w:rFonts w:hint="eastAsia"/>
         </w:rPr>
-        <w:lastRenderedPageBreak/>
         <w:t>關聯角色</w:t>
       </w:r>
       <w:r>
@@ -35065,6 +35566,7 @@
         <w:spacing w:before="180" w:after="180"/>
       </w:pPr>
       <w:r>
+        <w:lastRenderedPageBreak/>
         <w:t>Req ID</w:t>
       </w:r>
       <w:r>
@@ -35274,7 +35776,6 @@
         <w:spacing w:before="180" w:after="180"/>
       </w:pPr>
       <w:r>
-        <w:lastRenderedPageBreak/>
         <w:t>驗收條款來源與成立方式（</w:t>
       </w:r>
       <w:r>
@@ -35504,6 +36005,7 @@
         <w:spacing w:before="180" w:after="180"/>
       </w:pPr>
       <w:r>
+        <w:lastRenderedPageBreak/>
         <w:t>非功能性與合規需求追蹤矩陣</w:t>
       </w:r>
     </w:p>
@@ -35702,7 +36204,6 @@
         <w:rPr>
           <w:rFonts w:hint="eastAsia"/>
         </w:rPr>
-        <w:lastRenderedPageBreak/>
         <w:t>玖</w:t>
       </w:r>
       <w:r>
@@ -35877,6 +36378,7 @@
         <w:spacing w:before="180" w:after="180"/>
       </w:pPr>
       <w:r>
+        <w:lastRenderedPageBreak/>
         <w:t>Req ID</w:t>
       </w:r>
       <w:r>
@@ -36158,7 +36660,6 @@
               <w:spacing w:before="72" w:after="72"/>
             </w:pPr>
             <w:r>
-              <w:lastRenderedPageBreak/>
               <w:t>SEC-H-02</w:t>
             </w:r>
           </w:p>
@@ -36535,6 +37036,7 @@
         <w:spacing w:before="180" w:after="180"/>
       </w:pPr>
       <w:r>
+        <w:lastRenderedPageBreak/>
         <w:t xml:space="preserve">SAC-H </w:t>
       </w:r>
       <w:r>
@@ -36855,7 +37357,6 @@
         <w:spacing w:before="180" w:after="180"/>
       </w:pPr>
       <w:r>
-        <w:lastRenderedPageBreak/>
         <w:t>權限與人為操作驗收</w:t>
       </w:r>
     </w:p>
@@ -37291,6 +37792,7 @@
               <w:spacing w:before="72" w:after="72"/>
             </w:pPr>
             <w:r>
+              <w:lastRenderedPageBreak/>
               <w:t>SAC-H-06.2</w:t>
             </w:r>
           </w:p>
@@ -37639,7 +38141,6 @@
               <w:spacing w:before="72" w:after="72"/>
             </w:pPr>
             <w:r>
-              <w:lastRenderedPageBreak/>
               <w:t>SAC-H-08.3</w:t>
             </w:r>
           </w:p>
@@ -37791,6 +38292,7 @@
         <w:spacing w:before="180" w:after="180"/>
       </w:pPr>
       <w:r>
+        <w:lastRenderedPageBreak/>
         <w:t>凡新增功能若涉及</w:t>
       </w:r>
       <w:r>
@@ -38066,6 +38568,7 @@
         <w:spacing w:before="180" w:after="180"/>
       </w:pPr>
       <w:r>
+        <w:lastRenderedPageBreak/>
         <w:t>提供流程指引、文件導引與系統跳轉建議</w:t>
       </w:r>
       <w:r>
@@ -38248,7 +38751,6 @@
         <w:spacing w:before="180" w:after="180"/>
       </w:pPr>
       <w:r>
-        <w:lastRenderedPageBreak/>
         <w:t>法律、財務、人資等需人為專業判斷之最終決策。</w:t>
       </w:r>
     </w:p>
@@ -38446,6 +38948,7 @@
         <w:spacing w:before="180" w:after="180"/>
       </w:pPr>
       <w:r>
+        <w:lastRenderedPageBreak/>
         <w:t>AI-01</w:t>
       </w:r>
       <w:r>
@@ -38554,7 +39057,6 @@
         <w:spacing w:before="180" w:after="180"/>
       </w:pPr>
       <w:r>
-        <w:lastRenderedPageBreak/>
         <w:t>此處理方式為可接受風險控制（</w:t>
       </w:r>
       <w:r>
@@ -38780,6 +39282,7 @@
               <w:spacing w:before="72" w:after="72"/>
             </w:pPr>
             <w:r>
+              <w:lastRenderedPageBreak/>
               <w:t>系統類型</w:t>
             </w:r>
           </w:p>
@@ -39038,7 +39541,6 @@
       </w:pPr>
       <w:proofErr w:type="spellStart"/>
       <w:r>
-        <w:lastRenderedPageBreak/>
         <w:t>Qbi</w:t>
       </w:r>
       <w:proofErr w:type="spellEnd"/>
@@ -39148,6 +39650,7 @@
         <w:spacing w:before="180" w:after="180"/>
       </w:pPr>
       <w:r>
+        <w:lastRenderedPageBreak/>
         <w:t>非屬系統設計或程式邏輯缺陷之權限問題，不視為產品功能缺陷。</w:t>
       </w:r>
     </w:p>
@@ -39259,7 +39762,6 @@
         <w:spacing w:before="180" w:after="180"/>
       </w:pPr>
       <w:r>
-        <w:lastRenderedPageBreak/>
         <w:t>本節用以明確界定在</w:t>
       </w:r>
       <w:r>
@@ -39789,6 +40291,7 @@
               <w:spacing w:before="72" w:after="72"/>
             </w:pPr>
             <w:r>
+              <w:lastRenderedPageBreak/>
               <w:t>資料內容正確性</w:t>
             </w:r>
           </w:p>
@@ -40450,7 +40953,6 @@
         <w:spacing w:before="180" w:after="180"/>
       </w:pPr>
       <w:r>
-        <w:lastRenderedPageBreak/>
         <w:t>人為責任與</w:t>
       </w:r>
       <w:r>
@@ -40563,6 +41065,7 @@
         <w:spacing w:before="180" w:after="180"/>
       </w:pPr>
       <w:r>
+        <w:lastRenderedPageBreak/>
         <w:t>本系統之責任切割原則，旨在確保「</w:t>
       </w:r>
       <w:r>
@@ -40735,7 +41238,6 @@
       </w:pPr>
       <w:bookmarkStart w:id="66" w:name="_Toc224635367"/>
       <w:r>
-        <w:lastRenderedPageBreak/>
         <w:t>資料保護模組（</w:t>
       </w:r>
       <w:r>
@@ -40884,6 +41386,7 @@
         <w:spacing w:before="180" w:after="180"/>
       </w:pPr>
       <w:r>
+        <w:lastRenderedPageBreak/>
         <w:t xml:space="preserve">AI </w:t>
       </w:r>
       <w:r>
@@ -41056,7 +41559,6 @@
         <w:spacing w:before="180" w:after="180"/>
       </w:pPr>
       <w:r>
-        <w:lastRenderedPageBreak/>
         <w:t>需求目標：</w:t>
       </w:r>
       <w:r>
@@ -41200,6 +41702,7 @@
         <w:spacing w:before="180" w:after="180"/>
       </w:pPr>
       <w:r>
+        <w:lastRenderedPageBreak/>
         <w:t>多組織、多部門權限分離管理，支援跨部門協作。</w:t>
       </w:r>
     </w:p>
@@ -41343,7 +41846,7 @@
                     <pic:cNvPicPr/>
                   </pic:nvPicPr>
                   <pic:blipFill>
-                    <a:blip r:embed="rId48" cstate="print">
+                    <a:blip r:embed="rId53" cstate="print">
                       <a:extLst>
                         <a:ext uri="{28A0092B-C50C-407E-A947-70E740481C1C}">
                           <a14:useLocalDpi xmlns:a14="http://schemas.microsoft.com/office/drawing/2010/main" val="0"/>
@@ -41377,12 +41880,12 @@
       </w:r>
     </w:p>
     <w:sectPr>
-      <w:headerReference w:type="even" r:id="rId49"/>
-      <w:headerReference w:type="default" r:id="rId50"/>
-      <w:footerReference w:type="even" r:id="rId51"/>
-      <w:footerReference w:type="default" r:id="rId52"/>
-      <w:headerReference w:type="first" r:id="rId53"/>
-      <w:footerReference w:type="first" r:id="rId54"/>
+      <w:headerReference w:type="even" r:id="rId54"/>
+      <w:headerReference w:type="default" r:id="rId55"/>
+      <w:footerReference w:type="even" r:id="rId56"/>
+      <w:footerReference w:type="default" r:id="rId57"/>
+      <w:headerReference w:type="first" r:id="rId58"/>
+      <w:footerReference w:type="first" r:id="rId59"/>
       <w:pgSz w:w="11906" w:h="16838" w:code="9"/>
       <w:pgMar w:top="1134" w:right="1134" w:bottom="1134" w:left="1134" w:header="284" w:footer="284" w:gutter="0"/>
       <w:pgNumType w:start="0"/>
@@ -41628,7 +42131,7 @@
           <w:rPr>
             <w:noProof/>
           </w:rPr>
-          <w:instrText>82</w:instrText>
+          <w:instrText>83</w:instrText>
         </w:r>
         <w:r>
           <w:rPr>
@@ -41660,7 +42163,7 @@
             <w:noProof/>
             <w:lang w:val="zh-TW"/>
           </w:rPr>
-          <w:t>80</w:t>
+          <w:t>81</w:t>
         </w:r>
         <w:r>
           <w:rPr>
@@ -56211,6 +56714,36 @@
   </w:num>
   <w:num w:numId="346" w16cid:durableId="1197235155">
     <w:abstractNumId w:val="32"/>
+    <w:lvlOverride w:ilvl="0">
+      <w:startOverride w:val="1"/>
+    </w:lvlOverride>
+    <w:lvlOverride w:ilvl="1">
+      <w:startOverride w:val="1"/>
+    </w:lvlOverride>
+    <w:lvlOverride w:ilvl="2">
+      <w:startOverride w:val="1"/>
+    </w:lvlOverride>
+    <w:lvlOverride w:ilvl="3">
+      <w:startOverride w:val="1"/>
+    </w:lvlOverride>
+    <w:lvlOverride w:ilvl="4">
+      <w:startOverride w:val="1"/>
+    </w:lvlOverride>
+    <w:lvlOverride w:ilvl="5">
+      <w:startOverride w:val="1"/>
+    </w:lvlOverride>
+    <w:lvlOverride w:ilvl="6">
+      <w:startOverride w:val="1"/>
+    </w:lvlOverride>
+    <w:lvlOverride w:ilvl="7">
+      <w:startOverride w:val="1"/>
+    </w:lvlOverride>
+    <w:lvlOverride w:ilvl="8">
+      <w:startOverride w:val="1"/>
+    </w:lvlOverride>
+  </w:num>
+  <w:num w:numId="347" w16cid:durableId="1407528592">
+    <w:abstractNumId w:val="31"/>
     <w:lvlOverride w:ilvl="0">
       <w:startOverride w:val="1"/>
     </w:lvlOverride>
